--- a/第六次作业 2026_06/Homework_2026_06.docx
+++ b/第六次作业 2026_06/Homework_2026_06.docx
@@ -283,7 +283,15 @@
         <w:t>在搜索框中分别搜索并安装</w:t>
       </w:r>
       <w:r>
-        <w:t xml:space="preserve"> QuickMapServices </w:t>
+        <w:t xml:space="preserve"> </w:t>
+      </w:r>
+      <w:proofErr w:type="spellStart"/>
+      <w:r>
+        <w:t>QuickMapServices</w:t>
+      </w:r>
+      <w:proofErr w:type="spellEnd"/>
+      <w:r>
+        <w:t xml:space="preserve"> </w:t>
       </w:r>
       <w:r>
         <w:rPr>
@@ -292,18 +300,117 @@
         <w:t>和</w:t>
       </w:r>
       <w:r>
-        <w:t xml:space="preserve"> QuickOSM</w:t>
-      </w:r>
+        <w:t xml:space="preserve"> </w:t>
+      </w:r>
+      <w:proofErr w:type="spellStart"/>
+      <w:r>
+        <w:t>QuickOSM</w:t>
+      </w:r>
+      <w:proofErr w:type="spellEnd"/>
       <w:r>
         <w:t>。</w:t>
       </w:r>
     </w:p>
     <w:p>
       <w:pPr>
+        <w:pStyle w:val="a0"/>
         <w:jc w:val="both"/>
-        <w:rPr>
-          <w:b/>
-          <w:bCs/>
+      </w:pPr>
+      <w:r>
+        <w:rPr>
+          <w:noProof/>
+        </w:rPr>
+        <w:drawing>
+          <wp:inline distT="0" distB="0" distL="0" distR="0" wp14:anchorId="2A33CE63" wp14:editId="25851A20">
+            <wp:extent cx="4030675" cy="1218533"/>
+            <wp:effectExtent l="0" t="0" r="0" b="0"/>
+            <wp:docPr id="1" name="图片 1"/>
+            <wp:cNvGraphicFramePr>
+              <a:graphicFrameLocks xmlns:a="http://schemas.openxmlformats.org/drawingml/2006/main" noChangeAspect="1"/>
+            </wp:cNvGraphicFramePr>
+            <a:graphic xmlns:a="http://schemas.openxmlformats.org/drawingml/2006/main">
+              <a:graphicData uri="http://schemas.openxmlformats.org/drawingml/2006/picture">
+                <pic:pic xmlns:pic="http://schemas.openxmlformats.org/drawingml/2006/picture">
+                  <pic:nvPicPr>
+                    <pic:cNvPr id="1" name=""/>
+                    <pic:cNvPicPr/>
+                  </pic:nvPicPr>
+                  <pic:blipFill>
+                    <a:blip r:embed="rId7"/>
+                    <a:stretch>
+                      <a:fillRect/>
+                    </a:stretch>
+                  </pic:blipFill>
+                  <pic:spPr>
+                    <a:xfrm>
+                      <a:off x="0" y="0"/>
+                      <a:ext cx="4057084" cy="1226517"/>
+                    </a:xfrm>
+                    <a:prstGeom prst="rect">
+                      <a:avLst/>
+                    </a:prstGeom>
+                  </pic:spPr>
+                </pic:pic>
+              </a:graphicData>
+            </a:graphic>
+          </wp:inline>
+        </w:drawing>
+      </w:r>
+    </w:p>
+    <w:p>
+      <w:pPr>
+        <w:pStyle w:val="a0"/>
+        <w:jc w:val="both"/>
+      </w:pPr>
+      <w:r>
+        <w:drawing>
+          <wp:inline distT="0" distB="0" distL="0" distR="0" wp14:anchorId="0F0FAD94" wp14:editId="2AE75ED0">
+            <wp:extent cx="4081882" cy="3560782"/>
+            <wp:effectExtent l="0" t="0" r="0" b="0"/>
+            <wp:docPr id="4" name="图片 4"/>
+            <wp:cNvGraphicFramePr>
+              <a:graphicFrameLocks xmlns:a="http://schemas.openxmlformats.org/drawingml/2006/main" noChangeAspect="1"/>
+            </wp:cNvGraphicFramePr>
+            <a:graphic xmlns:a="http://schemas.openxmlformats.org/drawingml/2006/main">
+              <a:graphicData uri="http://schemas.openxmlformats.org/drawingml/2006/picture">
+                <pic:pic xmlns:pic="http://schemas.openxmlformats.org/drawingml/2006/picture">
+                  <pic:nvPicPr>
+                    <pic:cNvPr id="1" name=""/>
+                    <pic:cNvPicPr/>
+                  </pic:nvPicPr>
+                  <pic:blipFill>
+                    <a:blip r:embed="rId8"/>
+                    <a:stretch>
+                      <a:fillRect/>
+                    </a:stretch>
+                  </pic:blipFill>
+                  <pic:spPr>
+                    <a:xfrm>
+                      <a:off x="0" y="0"/>
+                      <a:ext cx="4096404" cy="3573450"/>
+                    </a:xfrm>
+                    <a:prstGeom prst="rect">
+                      <a:avLst/>
+                    </a:prstGeom>
+                  </pic:spPr>
+                </pic:pic>
+              </a:graphicData>
+            </a:graphic>
+          </wp:inline>
+        </w:drawing>
+      </w:r>
+    </w:p>
+    <w:p>
+      <w:pPr>
+        <w:pStyle w:val="a0"/>
+        <w:jc w:val="both"/>
+      </w:pPr>
+    </w:p>
+    <w:p>
+      <w:pPr>
+        <w:jc w:val="both"/>
+        <w:rPr>
+          <w:lang w:eastAsia="zh-CN"/>
         </w:rPr>
       </w:pPr>
       <w:r>
@@ -351,14 +458,7 @@
           <w:b/>
           <w:bCs/>
         </w:rPr>
-        <w:t xml:space="preserve"> We</w:t>
-      </w:r>
-      <w:r>
-        <w:rPr>
-          <w:b/>
-          <w:bCs/>
-        </w:rPr>
-        <w:t>b -&gt; QuickMapServices -&gt; OSM -&gt; OSM Standard</w:t>
+        <w:t xml:space="preserve"> Web -&gt; QuickMapServices -&gt; OSM -&gt; OSM Standard</w:t>
       </w:r>
       <w:r>
         <w:rPr>
@@ -377,39 +477,53 @@
       <w:r>
         <w:rPr>
           <w:rFonts w:hint="eastAsia"/>
+          <w:lang w:eastAsia="zh-CN"/>
         </w:rPr>
         <w:t>此时</w:t>
       </w:r>
       <w:r>
+        <w:rPr>
+          <w:lang w:eastAsia="zh-CN"/>
+        </w:rPr>
         <w:t xml:space="preserve"> QGIS </w:t>
       </w:r>
       <w:r>
         <w:rPr>
           <w:rFonts w:hint="eastAsia"/>
+          <w:lang w:eastAsia="zh-CN"/>
         </w:rPr>
         <w:t>画布上会加载标准的</w:t>
       </w:r>
       <w:r>
+        <w:rPr>
+          <w:lang w:eastAsia="zh-CN"/>
+        </w:rPr>
         <w:t xml:space="preserve"> OpenStreetMap </w:t>
       </w:r>
       <w:r>
         <w:rPr>
           <w:rFonts w:hint="eastAsia"/>
+          <w:lang w:eastAsia="zh-CN"/>
         </w:rPr>
         <w:t>街景底图。可将地图缩放至法国东部与瑞士交界处（</w:t>
       </w:r>
       <w:r>
         <w:rPr>
           <w:rFonts w:hint="eastAsia"/>
+          <w:lang w:eastAsia="zh-CN"/>
         </w:rPr>
         <w:t>Doubs</w:t>
       </w:r>
       <w:r>
+        <w:rPr>
+          <w:lang w:eastAsia="zh-CN"/>
+        </w:rPr>
         <w:t xml:space="preserve"> </w:t>
       </w:r>
       <w:r>
         <w:rPr>
           <w:rFonts w:hint="eastAsia"/>
+          <w:lang w:eastAsia="zh-CN"/>
         </w:rPr>
         <w:t>河流经的区域）。</w:t>
       </w:r>
@@ -418,6 +532,17 @@
       <w:pPr>
         <w:jc w:val="both"/>
         <w:rPr>
+          <w:rFonts w:hint="eastAsia"/>
+          <w:b/>
+          <w:bCs/>
+          <w:lang w:eastAsia="zh-CN"/>
+        </w:rPr>
+      </w:pPr>
+    </w:p>
+    <w:p>
+      <w:pPr>
+        <w:jc w:val="both"/>
+        <w:rPr>
           <w:b/>
           <w:bCs/>
         </w:rPr>
@@ -439,6 +564,7 @@
         </w:rPr>
         <w:t xml:space="preserve">. </w:t>
       </w:r>
+      <w:proofErr w:type="spellStart"/>
       <w:r>
         <w:rPr>
           <w:rFonts w:hint="eastAsia"/>
@@ -447,6 +573,7 @@
         </w:rPr>
         <w:t>下载</w:t>
       </w:r>
+      <w:proofErr w:type="spellEnd"/>
       <w:r>
         <w:rPr>
           <w:b/>
@@ -469,8 +596,25 @@
           <w:b/>
           <w:bCs/>
         </w:rPr>
-        <w:t xml:space="preserve"> (QuickOSM) </w:t>
-      </w:r>
+        <w:t xml:space="preserve"> (</w:t>
+      </w:r>
+      <w:proofErr w:type="spellStart"/>
+      <w:r>
+        <w:rPr>
+          <w:b/>
+          <w:bCs/>
+        </w:rPr>
+        <w:t>QuickOSM</w:t>
+      </w:r>
+      <w:proofErr w:type="spellEnd"/>
+      <w:r>
+        <w:rPr>
+          <w:b/>
+          <w:bCs/>
+        </w:rPr>
+        <w:t xml:space="preserve">) </w:t>
+      </w:r>
+      <w:proofErr w:type="spellStart"/>
       <w:r>
         <w:rPr>
           <w:rFonts w:hint="eastAsia"/>
@@ -479,12 +623,36 @@
         </w:rPr>
         <w:t>点击顶部菜单栏的</w:t>
       </w:r>
-      <w:r>
-        <w:rPr>
-          <w:b/>
-          <w:bCs/>
-        </w:rPr>
-        <w:t xml:space="preserve"> Web -&gt; </w:t>
+      <w:proofErr w:type="spellEnd"/>
+      <w:r>
+        <w:rPr>
+          <w:b/>
+          <w:bCs/>
+        </w:rPr>
+        <w:t xml:space="preserve"> </w:t>
+      </w:r>
+      <w:r>
+        <w:rPr>
+          <w:b/>
+          <w:bCs/>
+        </w:rPr>
+        <w:t>V</w:t>
+      </w:r>
+      <w:r>
+        <w:rPr>
+          <w:rFonts w:hint="eastAsia"/>
+          <w:b/>
+          <w:bCs/>
+          <w:lang w:eastAsia="zh-CN"/>
+        </w:rPr>
+        <w:t>ector</w:t>
+      </w:r>
+      <w:r>
+        <w:rPr>
+          <w:b/>
+          <w:bCs/>
+        </w:rPr>
+        <w:t xml:space="preserve"> -&gt; </w:t>
       </w:r>
       <w:proofErr w:type="spellStart"/>
       <w:r>
@@ -550,13 +718,598 @@
         </w:rPr>
         <w:t xml:space="preserve"> Quick query </w:t>
       </w:r>
-      <w:r>
-        <w:rPr>
-          <w:rFonts w:hint="eastAsia"/>
-          <w:b/>
-          <w:bCs/>
-        </w:rPr>
-        <w:t>选项卡中，输入以下参数：</w:t>
+      <w:proofErr w:type="spellStart"/>
+      <w:r>
+        <w:rPr>
+          <w:rFonts w:hint="eastAsia"/>
+          <w:b/>
+          <w:bCs/>
+        </w:rPr>
+        <w:t>选项卡中，输入以下参数</w:t>
+      </w:r>
+      <w:proofErr w:type="spellEnd"/>
+      <w:r>
+        <w:rPr>
+          <w:rFonts w:hint="eastAsia"/>
+          <w:b/>
+          <w:bCs/>
+        </w:rPr>
+        <w:t>：</w:t>
+      </w:r>
+    </w:p>
+    <w:p>
+      <w:pPr>
+        <w:jc w:val="both"/>
+        <w:rPr>
+          <w:lang w:eastAsia="zh-CN"/>
+        </w:rPr>
+      </w:pPr>
+      <w:r>
+        <w:rPr>
+          <w:rFonts w:hint="eastAsia"/>
+          <w:lang w:eastAsia="zh-CN"/>
+        </w:rPr>
+        <w:t>关键字</w:t>
+      </w:r>
+      <w:r>
+        <w:rPr>
+          <w:rFonts w:hint="eastAsia"/>
+          <w:lang w:eastAsia="zh-CN"/>
+        </w:rPr>
+        <w:t xml:space="preserve"> </w:t>
+      </w:r>
+      <w:r>
+        <w:rPr>
+          <w:lang w:eastAsia="zh-CN"/>
+        </w:rPr>
+        <w:t xml:space="preserve">– </w:t>
+      </w:r>
+      <w:r>
+        <w:rPr>
+          <w:rFonts w:hint="eastAsia"/>
+          <w:lang w:eastAsia="zh-CN"/>
+        </w:rPr>
+        <w:t>waterway</w:t>
+      </w:r>
+      <w:r>
+        <w:rPr>
+          <w:rFonts w:hint="eastAsia"/>
+          <w:lang w:eastAsia="zh-CN"/>
+        </w:rPr>
+        <w:t>；值</w:t>
+      </w:r>
+      <w:r>
+        <w:rPr>
+          <w:rFonts w:hint="eastAsia"/>
+          <w:lang w:eastAsia="zh-CN"/>
+        </w:rPr>
+        <w:t xml:space="preserve"> </w:t>
+      </w:r>
+      <w:r>
+        <w:rPr>
+          <w:lang w:eastAsia="zh-CN"/>
+        </w:rPr>
+        <w:t xml:space="preserve">– </w:t>
+      </w:r>
+      <w:r>
+        <w:rPr>
+          <w:rFonts w:hint="eastAsia"/>
+          <w:lang w:eastAsia="zh-CN"/>
+        </w:rPr>
+        <w:t>river</w:t>
+      </w:r>
+      <w:r>
+        <w:rPr>
+          <w:lang w:eastAsia="zh-CN"/>
+        </w:rPr>
+        <w:t xml:space="preserve"> </w:t>
+      </w:r>
+      <w:r>
+        <w:rPr>
+          <w:rFonts w:hint="eastAsia"/>
+          <w:lang w:eastAsia="zh-CN"/>
+        </w:rPr>
+        <w:t>；位于</w:t>
+      </w:r>
+      <w:r>
+        <w:rPr>
+          <w:rFonts w:hint="eastAsia"/>
+          <w:lang w:eastAsia="zh-CN"/>
+        </w:rPr>
+        <w:t xml:space="preserve"> </w:t>
+      </w:r>
+      <w:r>
+        <w:rPr>
+          <w:lang w:eastAsia="zh-CN"/>
+        </w:rPr>
+        <w:t xml:space="preserve">– </w:t>
+      </w:r>
+      <w:proofErr w:type="spellStart"/>
+      <w:r>
+        <w:rPr>
+          <w:rFonts w:hint="eastAsia"/>
+          <w:lang w:eastAsia="zh-CN"/>
+        </w:rPr>
+        <w:t>doubs</w:t>
+      </w:r>
+      <w:proofErr w:type="spellEnd"/>
+    </w:p>
+    <w:p>
+      <w:pPr>
+        <w:jc w:val="center"/>
+        <w:rPr>
+          <w:rFonts w:hint="eastAsia"/>
+          <w:lang w:eastAsia="zh-CN"/>
+        </w:rPr>
+      </w:pPr>
+      <w:r>
+        <w:rPr>
+          <w:lang w:eastAsia="zh-CN"/>
+        </w:rPr>
+        <w:drawing>
+          <wp:inline distT="0" distB="0" distL="0" distR="0" wp14:anchorId="5D30D02A" wp14:editId="2FFFC249">
+            <wp:extent cx="3920947" cy="1981024"/>
+            <wp:effectExtent l="0" t="0" r="0" b="0"/>
+            <wp:docPr id="7" name="图片 7"/>
+            <wp:cNvGraphicFramePr>
+              <a:graphicFrameLocks xmlns:a="http://schemas.openxmlformats.org/drawingml/2006/main" noChangeAspect="1"/>
+            </wp:cNvGraphicFramePr>
+            <a:graphic xmlns:a="http://schemas.openxmlformats.org/drawingml/2006/main">
+              <a:graphicData uri="http://schemas.openxmlformats.org/drawingml/2006/picture">
+                <pic:pic xmlns:pic="http://schemas.openxmlformats.org/drawingml/2006/picture">
+                  <pic:nvPicPr>
+                    <pic:cNvPr id="1" name=""/>
+                    <pic:cNvPicPr/>
+                  </pic:nvPicPr>
+                  <pic:blipFill>
+                    <a:blip r:embed="rId9"/>
+                    <a:stretch>
+                      <a:fillRect/>
+                    </a:stretch>
+                  </pic:blipFill>
+                  <pic:spPr>
+                    <a:xfrm>
+                      <a:off x="0" y="0"/>
+                      <a:ext cx="3928884" cy="1985034"/>
+                    </a:xfrm>
+                    <a:prstGeom prst="rect">
+                      <a:avLst/>
+                    </a:prstGeom>
+                  </pic:spPr>
+                </pic:pic>
+              </a:graphicData>
+            </a:graphic>
+          </wp:inline>
+        </w:drawing>
+      </w:r>
+    </w:p>
+    <w:p>
+      <w:pPr>
+        <w:pStyle w:val="Compact"/>
+        <w:ind w:left="360"/>
+      </w:pPr>
+      <w:r>
+        <w:drawing>
+          <wp:inline distT="0" distB="0" distL="0" distR="0" wp14:anchorId="7DEBDDF7" wp14:editId="54BB2224">
+            <wp:extent cx="5486400" cy="2234565"/>
+            <wp:effectExtent l="0" t="0" r="0" b="0"/>
+            <wp:docPr id="6" name="图片 6"/>
+            <wp:cNvGraphicFramePr>
+              <a:graphicFrameLocks xmlns:a="http://schemas.openxmlformats.org/drawingml/2006/main" noChangeAspect="1"/>
+            </wp:cNvGraphicFramePr>
+            <a:graphic xmlns:a="http://schemas.openxmlformats.org/drawingml/2006/main">
+              <a:graphicData uri="http://schemas.openxmlformats.org/drawingml/2006/picture">
+                <pic:pic xmlns:pic="http://schemas.openxmlformats.org/drawingml/2006/picture">
+                  <pic:nvPicPr>
+                    <pic:cNvPr id="1" name=""/>
+                    <pic:cNvPicPr/>
+                  </pic:nvPicPr>
+                  <pic:blipFill>
+                    <a:blip r:embed="rId10"/>
+                    <a:stretch>
+                      <a:fillRect/>
+                    </a:stretch>
+                  </pic:blipFill>
+                  <pic:spPr>
+                    <a:xfrm>
+                      <a:off x="0" y="0"/>
+                      <a:ext cx="5486400" cy="2234565"/>
+                    </a:xfrm>
+                    <a:prstGeom prst="rect">
+                      <a:avLst/>
+                    </a:prstGeom>
+                  </pic:spPr>
+                </pic:pic>
+              </a:graphicData>
+            </a:graphic>
+          </wp:inline>
+        </w:drawing>
+      </w:r>
+    </w:p>
+    <w:p>
+      <w:pPr>
+        <w:pStyle w:val="Compact"/>
+        <w:jc w:val="both"/>
+      </w:pPr>
+    </w:p>
+    <w:p>
+      <w:pPr>
+        <w:pStyle w:val="Compact"/>
+        <w:jc w:val="both"/>
+      </w:pPr>
+    </w:p>
+    <w:p>
+      <w:pPr>
+        <w:jc w:val="both"/>
+        <w:rPr>
+          <w:b/>
+          <w:bCs/>
+          <w:lang w:eastAsia="zh-CN"/>
+        </w:rPr>
+      </w:pPr>
+      <w:r>
+        <w:rPr>
+          <w:rFonts w:hint="eastAsia"/>
+          <w:b/>
+          <w:bCs/>
+          <w:lang w:eastAsia="zh-CN"/>
+        </w:rPr>
+        <w:t>4</w:t>
+      </w:r>
+      <w:r>
+        <w:rPr>
+          <w:b/>
+          <w:bCs/>
+          <w:lang w:eastAsia="zh-CN"/>
+        </w:rPr>
+        <w:t xml:space="preserve">. </w:t>
+      </w:r>
+      <w:r>
+        <w:rPr>
+          <w:rFonts w:hint="eastAsia"/>
+          <w:b/>
+          <w:bCs/>
+          <w:lang w:eastAsia="zh-CN"/>
+        </w:rPr>
+        <w:t>选择并提取准确的</w:t>
+      </w:r>
+      <w:r>
+        <w:rPr>
+          <w:b/>
+          <w:bCs/>
+          <w:lang w:eastAsia="zh-CN"/>
+        </w:rPr>
+        <w:t xml:space="preserve"> Doubs </w:t>
+      </w:r>
+      <w:r>
+        <w:rPr>
+          <w:rFonts w:hint="eastAsia"/>
+          <w:b/>
+          <w:bCs/>
+          <w:lang w:eastAsia="zh-CN"/>
+        </w:rPr>
+        <w:t>河流</w:t>
+      </w:r>
+    </w:p>
+    <w:p>
+      <w:pPr>
+        <w:pStyle w:val="Compact"/>
+        <w:jc w:val="both"/>
+        <w:rPr>
+          <w:lang w:eastAsia="zh-CN"/>
+        </w:rPr>
+      </w:pPr>
+      <w:r>
+        <w:rPr>
+          <w:rFonts w:hint="eastAsia"/>
+          <w:lang w:eastAsia="zh-CN"/>
+        </w:rPr>
+        <w:t>选中</w:t>
+      </w:r>
+      <w:r>
+        <w:rPr>
+          <w:rFonts w:hint="eastAsia"/>
+          <w:lang w:eastAsia="zh-CN"/>
+        </w:rPr>
+        <w:t>河流的</w:t>
+      </w:r>
+      <w:r>
+        <w:rPr>
+          <w:rFonts w:hint="eastAsia"/>
+          <w:lang w:eastAsia="zh-CN"/>
+        </w:rPr>
+        <w:t>线层，右键选择打开属性表。</w:t>
+      </w:r>
+      <w:proofErr w:type="spellStart"/>
+      <w:r>
+        <w:rPr>
+          <w:rFonts w:hint="eastAsia"/>
+        </w:rPr>
+        <w:t>按表达式选择</w:t>
+      </w:r>
+      <w:proofErr w:type="spellEnd"/>
+      <w:r>
+        <w:rPr>
+          <w:rFonts w:hint="eastAsia"/>
+        </w:rPr>
+        <w:t xml:space="preserve"> "name" LIKE '%Le Doubs%'</w:t>
+      </w:r>
+    </w:p>
+    <w:p>
+      <w:pPr>
+        <w:pStyle w:val="Compact"/>
+        <w:jc w:val="both"/>
+      </w:pPr>
+      <w:r>
+        <w:lastRenderedPageBreak/>
+        <w:drawing>
+          <wp:inline distT="0" distB="0" distL="0" distR="0" wp14:anchorId="57C4034C" wp14:editId="39D12FC1">
+            <wp:extent cx="5486400" cy="4029075"/>
+            <wp:effectExtent l="0" t="0" r="0" b="0"/>
+            <wp:docPr id="8" name="图片 8"/>
+            <wp:cNvGraphicFramePr>
+              <a:graphicFrameLocks xmlns:a="http://schemas.openxmlformats.org/drawingml/2006/main" noChangeAspect="1"/>
+            </wp:cNvGraphicFramePr>
+            <a:graphic xmlns:a="http://schemas.openxmlformats.org/drawingml/2006/main">
+              <a:graphicData uri="http://schemas.openxmlformats.org/drawingml/2006/picture">
+                <pic:pic xmlns:pic="http://schemas.openxmlformats.org/drawingml/2006/picture">
+                  <pic:nvPicPr>
+                    <pic:cNvPr id="1" name=""/>
+                    <pic:cNvPicPr/>
+                  </pic:nvPicPr>
+                  <pic:blipFill>
+                    <a:blip r:embed="rId11"/>
+                    <a:stretch>
+                      <a:fillRect/>
+                    </a:stretch>
+                  </pic:blipFill>
+                  <pic:spPr>
+                    <a:xfrm>
+                      <a:off x="0" y="0"/>
+                      <a:ext cx="5486400" cy="4029075"/>
+                    </a:xfrm>
+                    <a:prstGeom prst="rect">
+                      <a:avLst/>
+                    </a:prstGeom>
+                  </pic:spPr>
+                </pic:pic>
+              </a:graphicData>
+            </a:graphic>
+          </wp:inline>
+        </w:drawing>
+      </w:r>
+    </w:p>
+    <w:p>
+      <w:pPr>
+        <w:pStyle w:val="Compact"/>
+        <w:jc w:val="both"/>
+      </w:pPr>
+      <w:r>
+        <w:drawing>
+          <wp:inline distT="0" distB="0" distL="0" distR="0" wp14:anchorId="7716E6B5" wp14:editId="739A8707">
+            <wp:extent cx="5486400" cy="3729355"/>
+            <wp:effectExtent l="0" t="0" r="0" b="0"/>
+            <wp:docPr id="9" name="图片 9"/>
+            <wp:cNvGraphicFramePr>
+              <a:graphicFrameLocks xmlns:a="http://schemas.openxmlformats.org/drawingml/2006/main" noChangeAspect="1"/>
+            </wp:cNvGraphicFramePr>
+            <a:graphic xmlns:a="http://schemas.openxmlformats.org/drawingml/2006/main">
+              <a:graphicData uri="http://schemas.openxmlformats.org/drawingml/2006/picture">
+                <pic:pic xmlns:pic="http://schemas.openxmlformats.org/drawingml/2006/picture">
+                  <pic:nvPicPr>
+                    <pic:cNvPr id="1" name=""/>
+                    <pic:cNvPicPr/>
+                  </pic:nvPicPr>
+                  <pic:blipFill>
+                    <a:blip r:embed="rId12"/>
+                    <a:stretch>
+                      <a:fillRect/>
+                    </a:stretch>
+                  </pic:blipFill>
+                  <pic:spPr>
+                    <a:xfrm>
+                      <a:off x="0" y="0"/>
+                      <a:ext cx="5486400" cy="3729355"/>
+                    </a:xfrm>
+                    <a:prstGeom prst="rect">
+                      <a:avLst/>
+                    </a:prstGeom>
+                  </pic:spPr>
+                </pic:pic>
+              </a:graphicData>
+            </a:graphic>
+          </wp:inline>
+        </w:drawing>
+      </w:r>
+    </w:p>
+    <w:p>
+      <w:pPr>
+        <w:jc w:val="both"/>
+        <w:rPr>
+          <w:b/>
+          <w:bCs/>
+          <w:lang w:eastAsia="zh-CN"/>
+        </w:rPr>
+      </w:pPr>
+    </w:p>
+    <w:p>
+      <w:pPr>
+        <w:jc w:val="both"/>
+        <w:rPr>
+          <w:b/>
+          <w:bCs/>
+          <w:lang w:eastAsia="zh-CN"/>
+        </w:rPr>
+      </w:pPr>
+      <w:r>
+        <w:rPr>
+          <w:rFonts w:hint="eastAsia"/>
+          <w:b/>
+          <w:bCs/>
+          <w:lang w:eastAsia="zh-CN"/>
+        </w:rPr>
+        <w:lastRenderedPageBreak/>
+        <w:t>5</w:t>
+      </w:r>
+      <w:r>
+        <w:rPr>
+          <w:b/>
+          <w:bCs/>
+          <w:lang w:eastAsia="zh-CN"/>
+        </w:rPr>
+        <w:t xml:space="preserve">. </w:t>
+      </w:r>
+      <w:r>
+        <w:rPr>
+          <w:rFonts w:hint="eastAsia"/>
+          <w:b/>
+          <w:bCs/>
+          <w:lang w:eastAsia="zh-CN"/>
+        </w:rPr>
+        <w:t>保存为</w:t>
+      </w:r>
+      <w:r>
+        <w:rPr>
+          <w:b/>
+          <w:bCs/>
+          <w:lang w:eastAsia="zh-CN"/>
+        </w:rPr>
+        <w:t xml:space="preserve"> </w:t>
+      </w:r>
+      <w:proofErr w:type="spellStart"/>
+      <w:r>
+        <w:rPr>
+          <w:b/>
+          <w:bCs/>
+          <w:lang w:eastAsia="zh-CN"/>
+        </w:rPr>
+        <w:t>GeoJSON</w:t>
+      </w:r>
+      <w:proofErr w:type="spellEnd"/>
+      <w:r>
+        <w:rPr>
+          <w:b/>
+          <w:bCs/>
+          <w:lang w:eastAsia="zh-CN"/>
+        </w:rPr>
+        <w:t xml:space="preserve"> </w:t>
+      </w:r>
+      <w:r>
+        <w:rPr>
+          <w:rFonts w:hint="eastAsia"/>
+          <w:b/>
+          <w:bCs/>
+          <w:lang w:eastAsia="zh-CN"/>
+        </w:rPr>
+        <w:t>格式</w:t>
+      </w:r>
+      <w:r>
+        <w:rPr>
+          <w:b/>
+          <w:bCs/>
+          <w:lang w:eastAsia="zh-CN"/>
+        </w:rPr>
+        <w:t xml:space="preserve"> </w:t>
+      </w:r>
+    </w:p>
+    <w:p>
+      <w:pPr>
+        <w:jc w:val="both"/>
+      </w:pPr>
+      <w:r>
+        <w:rPr>
+          <w:rFonts w:hint="eastAsia"/>
+          <w:lang w:eastAsia="zh-CN"/>
+        </w:rPr>
+        <w:t>在图层面板中，右键点击刚刚选中河流的线图层。</w:t>
+      </w:r>
+      <w:r>
+        <w:rPr>
+          <w:lang w:eastAsia="zh-CN"/>
+        </w:rPr>
+        <w:t xml:space="preserve"> </w:t>
+      </w:r>
+      <w:r>
+        <w:rPr>
+          <w:rFonts w:hint="eastAsia"/>
+          <w:lang w:eastAsia="zh-CN"/>
+        </w:rPr>
+        <w:t>接着</w:t>
+      </w:r>
+      <w:proofErr w:type="spellStart"/>
+      <w:r>
+        <w:rPr>
+          <w:rFonts w:hint="eastAsia"/>
+        </w:rPr>
+        <w:t>选择</w:t>
+      </w:r>
+      <w:proofErr w:type="spellEnd"/>
+      <w:r>
+        <w:t xml:space="preserve"> Export -&gt; Save Selected Features As…</w:t>
+      </w:r>
+    </w:p>
+    <w:p>
+      <w:pPr>
+        <w:jc w:val="both"/>
+      </w:pPr>
+      <w:r>
+        <w:t xml:space="preserve"> </w:t>
+      </w:r>
+      <w:r>
+        <w:drawing>
+          <wp:inline distT="0" distB="0" distL="0" distR="0" wp14:anchorId="1217ACBD" wp14:editId="4026B35F">
+            <wp:extent cx="5486400" cy="3750310"/>
+            <wp:effectExtent l="0" t="0" r="0" b="0"/>
+            <wp:docPr id="11" name="图片 11"/>
+            <wp:cNvGraphicFramePr>
+              <a:graphicFrameLocks xmlns:a="http://schemas.openxmlformats.org/drawingml/2006/main" noChangeAspect="1"/>
+            </wp:cNvGraphicFramePr>
+            <a:graphic xmlns:a="http://schemas.openxmlformats.org/drawingml/2006/main">
+              <a:graphicData uri="http://schemas.openxmlformats.org/drawingml/2006/picture">
+                <pic:pic xmlns:pic="http://schemas.openxmlformats.org/drawingml/2006/picture">
+                  <pic:nvPicPr>
+                    <pic:cNvPr id="1" name=""/>
+                    <pic:cNvPicPr/>
+                  </pic:nvPicPr>
+                  <pic:blipFill>
+                    <a:blip r:embed="rId13"/>
+                    <a:stretch>
+                      <a:fillRect/>
+                    </a:stretch>
+                  </pic:blipFill>
+                  <pic:spPr>
+                    <a:xfrm>
+                      <a:off x="0" y="0"/>
+                      <a:ext cx="5486400" cy="3750310"/>
+                    </a:xfrm>
+                    <a:prstGeom prst="rect">
+                      <a:avLst/>
+                    </a:prstGeom>
+                  </pic:spPr>
+                </pic:pic>
+              </a:graphicData>
+            </a:graphic>
+          </wp:inline>
+        </w:drawing>
+      </w:r>
+    </w:p>
+    <w:p>
+      <w:pPr>
+        <w:jc w:val="both"/>
+      </w:pPr>
+      <w:proofErr w:type="spellStart"/>
+      <w:r>
+        <w:rPr>
+          <w:rFonts w:hint="eastAsia"/>
+        </w:rPr>
+        <w:t>在弹出的对话框中</w:t>
+      </w:r>
+      <w:proofErr w:type="spellEnd"/>
+      <w:r>
+        <w:rPr>
+          <w:rFonts w:hint="eastAsia"/>
+        </w:rPr>
+        <w:t>：</w:t>
       </w:r>
     </w:p>
     <w:p>
@@ -569,7 +1322,19 @@
         <w:jc w:val="both"/>
       </w:pPr>
       <w:r>
-        <w:t>Key: name</w:t>
+        <w:t xml:space="preserve">Format: </w:t>
+      </w:r>
+      <w:r>
+        <w:rPr>
+          <w:rFonts w:hint="eastAsia"/>
+        </w:rPr>
+        <w:t>选择</w:t>
+      </w:r>
+      <w:r>
+        <w:t xml:space="preserve"> GeoJSON</w:t>
+      </w:r>
+      <w:r>
+        <w:t>。</w:t>
       </w:r>
     </w:p>
     <w:p>
@@ -582,7 +1347,28 @@
         <w:jc w:val="both"/>
       </w:pPr>
       <w:r>
-        <w:t>Value: Doubs</w:t>
+        <w:t xml:space="preserve">File name: </w:t>
+      </w:r>
+      <w:r>
+        <w:rPr>
+          <w:rFonts w:hint="eastAsia"/>
+        </w:rPr>
+        <w:t>点击右侧的</w:t>
+      </w:r>
+      <w:r>
+        <w:t xml:space="preserve"> … </w:t>
+      </w:r>
+      <w:r>
+        <w:rPr>
+          <w:rFonts w:hint="eastAsia"/>
+        </w:rPr>
+        <w:t>按钮，选择保存路径并命名为</w:t>
+      </w:r>
+      <w:r>
+        <w:t xml:space="preserve"> doubs_river.geojson</w:t>
+      </w:r>
+      <w:r>
+        <w:t>。</w:t>
       </w:r>
     </w:p>
     <w:p>
@@ -594,50 +1380,29 @@
         </w:numPr>
         <w:jc w:val="both"/>
       </w:pPr>
-      <w:proofErr w:type="gramStart"/>
-      <w:r>
-        <w:t>In :</w:t>
-      </w:r>
-      <w:proofErr w:type="gramEnd"/>
-      <w:r>
-        <w:t xml:space="preserve"> France </w:t>
-      </w:r>
-      <w:r>
-        <w:rPr>
-          <w:rFonts w:hint="eastAsia"/>
-        </w:rPr>
-        <w:t>（</w:t>
-      </w:r>
-      <w:proofErr w:type="spellStart"/>
-      <w:r>
-        <w:rPr>
-          <w:rFonts w:hint="eastAsia"/>
-        </w:rPr>
-        <w:t>或者保留为空白，并</w:t>
-      </w:r>
-      <w:r>
-        <w:rPr>
-          <w:rFonts w:hint="eastAsia"/>
-        </w:rPr>
-        <w:t>选择</w:t>
-      </w:r>
-      <w:proofErr w:type="spellEnd"/>
-      <w:r>
-        <w:t xml:space="preserve"> Canvas Extent </w:t>
-      </w:r>
-      <w:proofErr w:type="spellStart"/>
-      <w:r>
-        <w:rPr>
-          <w:rFonts w:hint="eastAsia"/>
-        </w:rPr>
-        <w:t>画布范围，前提已经将地图缩放到该区域</w:t>
-      </w:r>
-      <w:proofErr w:type="spellEnd"/>
-      <w:r>
-        <w:rPr>
-          <w:rFonts w:hint="eastAsia"/>
-        </w:rPr>
-        <w:t>）。</w:t>
+      <w:r>
+        <w:t xml:space="preserve">CRS: </w:t>
+      </w:r>
+      <w:r>
+        <w:rPr>
+          <w:rFonts w:hint="eastAsia"/>
+        </w:rPr>
+        <w:t>保持默认的</w:t>
+      </w:r>
+      <w:r>
+        <w:t xml:space="preserve"> EPSG:4326 - WGS </w:t>
+      </w:r>
+      <w:r>
+        <w:rPr>
+          <w:rFonts w:hint="eastAsia"/>
+        </w:rPr>
+        <w:t>84</w:t>
+      </w:r>
+      <w:r>
+        <w:rPr>
+          <w:rFonts w:hint="eastAsia"/>
+        </w:rPr>
+        <w:t>（标准坐标系）。</w:t>
       </w:r>
     </w:p>
     <w:p>
@@ -650,126 +1415,17 @@
         <w:jc w:val="both"/>
       </w:pPr>
       <w:r>
-        <w:t xml:space="preserve"> </w:t>
-      </w:r>
-      <w:r>
-        <w:rPr>
-          <w:rFonts w:hint="eastAsia"/>
-        </w:rPr>
-        <w:t>点击底部的</w:t>
-      </w:r>
-      <w:r>
-        <w:t xml:space="preserve"> Run query </w:t>
-      </w:r>
-      <w:r>
-        <w:rPr>
-          <w:rFonts w:hint="eastAsia"/>
-        </w:rPr>
-        <w:t>按钮。</w:t>
-      </w:r>
-      <w:r>
-        <w:t xml:space="preserve"> </w:t>
-      </w:r>
-      <w:proofErr w:type="spellStart"/>
-      <w:r>
-        <w:rPr>
-          <w:rFonts w:hint="eastAsia"/>
-        </w:rPr>
-        <w:t>下载完成后，</w:t>
-      </w:r>
-      <w:r>
-        <w:rPr>
-          <w:rFonts w:hint="eastAsia"/>
-        </w:rPr>
-        <w:t>QGIS</w:t>
-      </w:r>
-      <w:proofErr w:type="spellEnd"/>
-      <w:r>
-        <w:t xml:space="preserve"> </w:t>
-      </w:r>
-      <w:r>
-        <w:rPr>
-          <w:rFonts w:hint="eastAsia"/>
-        </w:rPr>
-        <w:t>的</w:t>
-      </w:r>
-      <w:r>
-        <w:t xml:space="preserve"> Layers </w:t>
-      </w:r>
-      <w:proofErr w:type="spellStart"/>
-      <w:r>
-        <w:rPr>
-          <w:rFonts w:hint="eastAsia"/>
-        </w:rPr>
-        <w:t>中会出现几个新图层（包括点、线、多边形</w:t>
-      </w:r>
-      <w:proofErr w:type="spellEnd"/>
-      <w:r>
-        <w:rPr>
-          <w:rFonts w:hint="eastAsia"/>
-        </w:rPr>
-        <w:t>）。</w:t>
-      </w:r>
-    </w:p>
-    <w:p>
-      <w:pPr>
-        <w:pStyle w:val="Compact"/>
-        <w:ind w:left="360"/>
-        <w:jc w:val="both"/>
-      </w:pPr>
-    </w:p>
-    <w:p>
-      <w:pPr>
-        <w:jc w:val="both"/>
-        <w:rPr>
-          <w:b/>
-          <w:bCs/>
-        </w:rPr>
-      </w:pPr>
-      <w:r>
-        <w:rPr>
-          <w:rFonts w:hint="eastAsia"/>
-          <w:b/>
-          <w:bCs/>
-          <w:lang w:eastAsia="zh-CN"/>
-        </w:rPr>
-        <w:t>4</w:t>
-      </w:r>
-      <w:r>
-        <w:rPr>
-          <w:b/>
-          <w:bCs/>
-          <w:lang w:eastAsia="zh-CN"/>
-        </w:rPr>
-        <w:t xml:space="preserve">. </w:t>
-      </w:r>
-      <w:proofErr w:type="spellStart"/>
-      <w:r>
-        <w:rPr>
-          <w:rFonts w:hint="eastAsia"/>
-          <w:b/>
-          <w:bCs/>
-        </w:rPr>
-        <w:t>选择并提取准确的</w:t>
-      </w:r>
-      <w:proofErr w:type="spellEnd"/>
-      <w:r>
-        <w:rPr>
-          <w:b/>
-          <w:bCs/>
-        </w:rPr>
-        <w:t xml:space="preserve"> Doubs </w:t>
-      </w:r>
-      <w:proofErr w:type="spellStart"/>
-      <w:r>
-        <w:rPr>
-          <w:rFonts w:hint="eastAsia"/>
-          <w:b/>
-          <w:bCs/>
-        </w:rPr>
-        <w:t>河流</w:t>
-      </w:r>
-      <w:proofErr w:type="spellEnd"/>
+        <w:rPr>
+          <w:rFonts w:hint="eastAsia"/>
+        </w:rPr>
+        <w:t>勾选</w:t>
+      </w:r>
+      <w:r>
+        <w:t xml:space="preserve"> Save only selected features</w:t>
+      </w:r>
+      <w:r>
+        <w:t>。</w:t>
+      </w:r>
     </w:p>
     <w:p>
       <w:pPr>
@@ -785,448 +1441,6 @@
         <w:rPr>
           <w:rFonts w:hint="eastAsia"/>
         </w:rPr>
-        <w:t>河流通常存储在</w:t>
-      </w:r>
-      <w:proofErr w:type="spellEnd"/>
-      <w:r>
-        <w:t xml:space="preserve"> Line </w:t>
-      </w:r>
-      <w:r>
-        <w:rPr>
-          <w:rFonts w:hint="eastAsia"/>
-        </w:rPr>
-        <w:t>或</w:t>
-      </w:r>
-      <w:r>
-        <w:t xml:space="preserve"> Multiline </w:t>
-      </w:r>
-      <w:proofErr w:type="spellStart"/>
-      <w:r>
-        <w:rPr>
-          <w:rFonts w:hint="eastAsia"/>
-        </w:rPr>
-        <w:t>图层中，因此在图层面板中选中包含河流的</w:t>
-      </w:r>
-      <w:proofErr w:type="spellEnd"/>
-      <w:r>
-        <w:t xml:space="preserve"> Line</w:t>
-      </w:r>
-      <w:r>
-        <w:t>。</w:t>
-      </w:r>
-    </w:p>
-    <w:p>
-      <w:pPr>
-        <w:pStyle w:val="Compact"/>
-        <w:numPr>
-          <w:ilvl w:val="0"/>
-          <w:numId w:val="3"/>
-        </w:numPr>
-        <w:jc w:val="both"/>
-      </w:pPr>
-      <w:proofErr w:type="spellStart"/>
-      <w:r>
-        <w:rPr>
-          <w:rFonts w:hint="eastAsia"/>
-        </w:rPr>
-        <w:t>点击顶部工具栏的</w:t>
-      </w:r>
-      <w:proofErr w:type="spellEnd"/>
-      <w:r>
-        <w:t xml:space="preserve"> Select Features by area or single click</w:t>
-      </w:r>
-      <w:r>
-        <w:t>。</w:t>
-      </w:r>
-      <w:r>
-        <w:t xml:space="preserve"> </w:t>
-      </w:r>
-    </w:p>
-    <w:p>
-      <w:pPr>
-        <w:pStyle w:val="Compact"/>
-        <w:numPr>
-          <w:ilvl w:val="0"/>
-          <w:numId w:val="3"/>
-        </w:numPr>
-        <w:jc w:val="both"/>
-      </w:pPr>
-      <w:r>
-        <w:rPr>
-          <w:rFonts w:hint="eastAsia"/>
-        </w:rPr>
-        <w:t>在地图画布上点击</w:t>
-      </w:r>
-      <w:r>
-        <w:t xml:space="preserve"> Doubs </w:t>
-      </w:r>
-      <w:r>
-        <w:rPr>
-          <w:rFonts w:hint="eastAsia"/>
-        </w:rPr>
-        <w:t>河。</w:t>
-      </w:r>
-    </w:p>
-    <w:p>
-      <w:pPr>
-        <w:pStyle w:val="Compact"/>
-        <w:numPr>
-          <w:ilvl w:val="0"/>
-          <w:numId w:val="3"/>
-        </w:numPr>
-        <w:jc w:val="both"/>
-      </w:pPr>
-      <w:r>
-        <w:rPr>
-          <w:rFonts w:hint="eastAsia"/>
-        </w:rPr>
-        <w:t>（</w:t>
-      </w:r>
-      <w:proofErr w:type="spellStart"/>
-      <w:r>
-        <w:rPr>
-          <w:rFonts w:hint="eastAsia"/>
-        </w:rPr>
-        <w:t>也可以右键线图层</w:t>
-      </w:r>
-      <w:proofErr w:type="spellEnd"/>
-      <w:r>
-        <w:t xml:space="preserve"> -&gt; Open A</w:t>
-      </w:r>
-      <w:r>
-        <w:t xml:space="preserve">ttribute </w:t>
-      </w:r>
-      <w:r>
-        <w:rPr>
-          <w:rFonts w:hint="eastAsia"/>
-        </w:rPr>
-        <w:t>Table</w:t>
-      </w:r>
-      <w:r>
-        <w:rPr>
-          <w:rFonts w:hint="eastAsia"/>
-        </w:rPr>
-        <w:t>，找到</w:t>
-      </w:r>
-      <w:r>
-        <w:t xml:space="preserve"> waterway </w:t>
-      </w:r>
-      <w:r>
-        <w:rPr>
-          <w:rFonts w:hint="eastAsia"/>
-        </w:rPr>
-        <w:t>列为</w:t>
-      </w:r>
-      <w:r>
-        <w:t xml:space="preserve"> river </w:t>
-      </w:r>
-      <w:r>
-        <w:rPr>
-          <w:rFonts w:hint="eastAsia"/>
-        </w:rPr>
-        <w:t>且</w:t>
-      </w:r>
-      <w:r>
-        <w:t xml:space="preserve"> name </w:t>
-      </w:r>
-      <w:r>
-        <w:rPr>
-          <w:rFonts w:hint="eastAsia"/>
-        </w:rPr>
-        <w:t>为</w:t>
-      </w:r>
-      <w:r>
-        <w:t xml:space="preserve"> Doubs </w:t>
-      </w:r>
-      <w:r>
-        <w:rPr>
-          <w:rFonts w:hint="eastAsia"/>
-        </w:rPr>
-        <w:t>的那一行，点击行号选中它</w:t>
-      </w:r>
-      <w:r>
-        <w:rPr>
-          <w:rFonts w:hint="eastAsia"/>
-        </w:rPr>
-        <w:t>)</w:t>
-      </w:r>
-    </w:p>
-    <w:p>
-      <w:pPr>
-        <w:pStyle w:val="Compact"/>
-        <w:ind w:left="720"/>
-        <w:jc w:val="both"/>
-      </w:pPr>
-    </w:p>
-    <w:p>
-      <w:pPr>
-        <w:jc w:val="both"/>
-        <w:rPr>
-          <w:b/>
-          <w:bCs/>
-          <w:lang w:eastAsia="zh-CN"/>
-        </w:rPr>
-      </w:pPr>
-      <w:r>
-        <w:rPr>
-          <w:rFonts w:hint="eastAsia"/>
-          <w:b/>
-          <w:bCs/>
-          <w:lang w:eastAsia="zh-CN"/>
-        </w:rPr>
-        <w:t>5</w:t>
-      </w:r>
-      <w:r>
-        <w:rPr>
-          <w:b/>
-          <w:bCs/>
-          <w:lang w:eastAsia="zh-CN"/>
-        </w:rPr>
-        <w:t xml:space="preserve">. </w:t>
-      </w:r>
-      <w:r>
-        <w:rPr>
-          <w:rFonts w:hint="eastAsia"/>
-          <w:b/>
-          <w:bCs/>
-          <w:lang w:eastAsia="zh-CN"/>
-        </w:rPr>
-        <w:t>保</w:t>
-      </w:r>
-      <w:r>
-        <w:rPr>
-          <w:rFonts w:hint="eastAsia"/>
-          <w:b/>
-          <w:bCs/>
-          <w:lang w:eastAsia="zh-CN"/>
-        </w:rPr>
-        <w:t>存为</w:t>
-      </w:r>
-      <w:r>
-        <w:rPr>
-          <w:b/>
-          <w:bCs/>
-          <w:lang w:eastAsia="zh-CN"/>
-        </w:rPr>
-        <w:t xml:space="preserve"> </w:t>
-      </w:r>
-      <w:proofErr w:type="spellStart"/>
-      <w:r>
-        <w:rPr>
-          <w:b/>
-          <w:bCs/>
-          <w:lang w:eastAsia="zh-CN"/>
-        </w:rPr>
-        <w:t>GeoJSON</w:t>
-      </w:r>
-      <w:proofErr w:type="spellEnd"/>
-      <w:r>
-        <w:rPr>
-          <w:b/>
-          <w:bCs/>
-          <w:lang w:eastAsia="zh-CN"/>
-        </w:rPr>
-        <w:t xml:space="preserve"> </w:t>
-      </w:r>
-      <w:r>
-        <w:rPr>
-          <w:rFonts w:hint="eastAsia"/>
-          <w:b/>
-          <w:bCs/>
-          <w:lang w:eastAsia="zh-CN"/>
-        </w:rPr>
-        <w:t>格式</w:t>
-      </w:r>
-      <w:r>
-        <w:rPr>
-          <w:b/>
-          <w:bCs/>
-          <w:lang w:eastAsia="zh-CN"/>
-        </w:rPr>
-        <w:t xml:space="preserve"> </w:t>
-      </w:r>
-    </w:p>
-    <w:p>
-      <w:pPr>
-        <w:jc w:val="both"/>
-        <w:rPr>
-          <w:lang w:eastAsia="zh-CN"/>
-        </w:rPr>
-      </w:pPr>
-      <w:r>
-        <w:rPr>
-          <w:rFonts w:hint="eastAsia"/>
-          <w:lang w:eastAsia="zh-CN"/>
-        </w:rPr>
-        <w:lastRenderedPageBreak/>
-        <w:t>在图层面板中，右键点击刚刚选中河流的线图层。</w:t>
-      </w:r>
-      <w:r>
-        <w:rPr>
-          <w:lang w:eastAsia="zh-CN"/>
-        </w:rPr>
-        <w:t xml:space="preserve"> </w:t>
-      </w:r>
-      <w:r>
-        <w:rPr>
-          <w:rFonts w:hint="eastAsia"/>
-          <w:lang w:eastAsia="zh-CN"/>
-        </w:rPr>
-        <w:t>接着</w:t>
-      </w:r>
-      <w:proofErr w:type="spellStart"/>
-      <w:r>
-        <w:rPr>
-          <w:rFonts w:hint="eastAsia"/>
-        </w:rPr>
-        <w:t>选择</w:t>
-      </w:r>
-      <w:proofErr w:type="spellEnd"/>
-      <w:r>
-        <w:t xml:space="preserve"> Export -&gt; Save Selected </w:t>
-      </w:r>
-      <w:r>
-        <w:t>F</w:t>
-      </w:r>
-      <w:r>
-        <w:t xml:space="preserve">eatures As… </w:t>
-      </w:r>
-      <w:r>
-        <w:rPr>
-          <w:rFonts w:hint="eastAsia"/>
-        </w:rPr>
-        <w:t>在弹出的对话框中：</w:t>
-      </w:r>
-    </w:p>
-    <w:p>
-      <w:pPr>
-        <w:pStyle w:val="Compact"/>
-        <w:numPr>
-          <w:ilvl w:val="0"/>
-          <w:numId w:val="3"/>
-        </w:numPr>
-        <w:jc w:val="both"/>
-      </w:pPr>
-      <w:r>
-        <w:t xml:space="preserve">Format: </w:t>
-      </w:r>
-      <w:r>
-        <w:rPr>
-          <w:rFonts w:hint="eastAsia"/>
-        </w:rPr>
-        <w:t>选择</w:t>
-      </w:r>
-      <w:r>
-        <w:t xml:space="preserve"> GeoJSON</w:t>
-      </w:r>
-      <w:r>
-        <w:t>。</w:t>
-      </w:r>
-    </w:p>
-    <w:p>
-      <w:pPr>
-        <w:pStyle w:val="Compact"/>
-        <w:numPr>
-          <w:ilvl w:val="0"/>
-          <w:numId w:val="3"/>
-        </w:numPr>
-        <w:jc w:val="both"/>
-      </w:pPr>
-      <w:r>
-        <w:t xml:space="preserve">File name: </w:t>
-      </w:r>
-      <w:r>
-        <w:rPr>
-          <w:rFonts w:hint="eastAsia"/>
-        </w:rPr>
-        <w:t>点击右侧的</w:t>
-      </w:r>
-      <w:r>
-        <w:t xml:space="preserve"> … </w:t>
-      </w:r>
-      <w:r>
-        <w:rPr>
-          <w:rFonts w:hint="eastAsia"/>
-        </w:rPr>
-        <w:t>按钮，选择保存路径并命名为</w:t>
-      </w:r>
-      <w:r>
-        <w:t xml:space="preserve"> doubs_river.geojson</w:t>
-      </w:r>
-      <w:r>
-        <w:t>。</w:t>
-      </w:r>
-    </w:p>
-    <w:p>
-      <w:pPr>
-        <w:pStyle w:val="Compact"/>
-        <w:numPr>
-          <w:ilvl w:val="0"/>
-          <w:numId w:val="3"/>
-        </w:numPr>
-        <w:jc w:val="both"/>
-      </w:pPr>
-      <w:r>
-        <w:t xml:space="preserve">CRS: </w:t>
-      </w:r>
-      <w:r>
-        <w:rPr>
-          <w:rFonts w:hint="eastAsia"/>
-        </w:rPr>
-        <w:t>保持默认的</w:t>
-      </w:r>
-      <w:r>
-        <w:t xml:space="preserve"> EPSG:4326 - WGS </w:t>
-      </w:r>
-      <w:r>
-        <w:rPr>
-          <w:rFonts w:hint="eastAsia"/>
-        </w:rPr>
-        <w:t>84</w:t>
-      </w:r>
-      <w:r>
-        <w:rPr>
-          <w:rFonts w:hint="eastAsia"/>
-        </w:rPr>
-        <w:t>（标准坐标系）。</w:t>
-      </w:r>
-    </w:p>
-    <w:p>
-      <w:pPr>
-        <w:pStyle w:val="Compact"/>
-        <w:numPr>
-          <w:ilvl w:val="0"/>
-          <w:numId w:val="3"/>
-        </w:numPr>
-        <w:jc w:val="both"/>
-      </w:pPr>
-      <w:r>
-        <w:rPr>
-          <w:rFonts w:hint="eastAsia"/>
-        </w:rPr>
-        <w:t>勾选</w:t>
-      </w:r>
-      <w:r>
-        <w:t xml:space="preserve"> Save only selected features</w:t>
-      </w:r>
-      <w:r>
-        <w:t>。</w:t>
-      </w:r>
-    </w:p>
-    <w:p>
-      <w:pPr>
-        <w:pStyle w:val="Compact"/>
-        <w:numPr>
-          <w:ilvl w:val="0"/>
-          <w:numId w:val="3"/>
-        </w:numPr>
-        <w:jc w:val="both"/>
-      </w:pPr>
-      <w:proofErr w:type="spellStart"/>
-      <w:r>
-        <w:rPr>
-          <w:rFonts w:hint="eastAsia"/>
-        </w:rPr>
         <w:t>点击</w:t>
       </w:r>
       <w:proofErr w:type="spellEnd"/>
@@ -1383,13 +1597,48 @@
         <w:rPr>
           <w:rStyle w:val="VerbatimChar"/>
         </w:rPr>
-        <w:t>## Data (c) OpenStreetMap contributors, ODbL 1</w:t>
-      </w:r>
+        <w:lastRenderedPageBreak/>
+        <w:t>## Data (c) OpenStreetMap contributors, ODbL 1.0. https://www.openstreetmap.org/copyright</w:t>
+      </w:r>
+    </w:p>
+    <w:p>
+      <w:pPr>
+        <w:pStyle w:val="SourceCode"/>
+      </w:pPr>
+      <w:r>
+        <w:rPr>
+          <w:rStyle w:val="FunctionTok"/>
+        </w:rPr>
+        <w:t>library</w:t>
+      </w:r>
+      <w:r>
+        <w:rPr>
+          <w:rStyle w:val="NormalTok"/>
+        </w:rPr>
+        <w:t xml:space="preserve">(sf)      </w:t>
+      </w:r>
+      <w:r>
+        <w:rPr>
+          <w:rStyle w:val="CommentTok"/>
+        </w:rPr>
+        <w:t xml:space="preserve"># </w:t>
+      </w:r>
+      <w:r>
+        <w:rPr>
+          <w:rStyle w:val="CommentTok"/>
+        </w:rPr>
+        <w:t>处理空间矢量数据</w:t>
+      </w:r>
+    </w:p>
+    <w:p>
+      <w:pPr>
+        <w:pStyle w:val="SourceCode"/>
+      </w:pPr>
       <w:r>
         <w:rPr>
           <w:rStyle w:val="VerbatimChar"/>
         </w:rPr>
-        <w:t>.0. https://www.openstreetmap.org/copyright</w:t>
+        <w:t>## Warning: package 'sf' was built under R version 4.5.3</w:t>
       </w:r>
     </w:p>
     <w:p>
@@ -1398,6 +1647,17 @@
       </w:pPr>
       <w:r>
         <w:rPr>
+          <w:rStyle w:val="VerbatimChar"/>
+        </w:rPr>
+        <w:t>## Linking to GEOS 3.14.1, GDAL 3.12.1, PROJ 9.7.1; sf_use_s2() is TRUE</w:t>
+      </w:r>
+    </w:p>
+    <w:p>
+      <w:pPr>
+        <w:pStyle w:val="SourceCode"/>
+      </w:pPr>
+      <w:r>
+        <w:rPr>
           <w:rStyle w:val="FunctionTok"/>
         </w:rPr>
         <w:t>library</w:t>
@@ -1406,7 +1666,7 @@
         <w:rPr>
           <w:rStyle w:val="NormalTok"/>
         </w:rPr>
-        <w:t xml:space="preserve">(sf)      </w:t>
+        <w:t xml:space="preserve">(dplyr)   </w:t>
       </w:r>
       <w:r>
         <w:rPr>
@@ -1418,7 +1678,7 @@
         <w:rPr>
           <w:rStyle w:val="CommentTok"/>
         </w:rPr>
-        <w:t>处理空间矢量数据</w:t>
+        <w:t>数据清洗和管道操作</w:t>
       </w:r>
     </w:p>
     <w:p>
@@ -1429,7 +1689,7 @@
         <w:rPr>
           <w:rStyle w:val="VerbatimChar"/>
         </w:rPr>
-        <w:t>## Warning: package 'sf' was built under R version 4.5.3</w:t>
+        <w:t>## Warning: package 'dplyr' was built under R version 4.5.3</w:t>
       </w:r>
     </w:p>
     <w:p>
@@ -1440,7 +1700,16 @@
         <w:rPr>
           <w:rStyle w:val="VerbatimChar"/>
         </w:rPr>
-        <w:t>## Linking to GEOS 3.14.1, GDAL 3.12.1, PROJ 9.7.1; sf_use_s2() is TRUE</w:t>
+        <w:t xml:space="preserve">## </w:t>
+      </w:r>
+      <w:r>
+        <w:br/>
+      </w:r>
+      <w:r>
+        <w:rPr>
+          <w:rStyle w:val="VerbatimChar"/>
+        </w:rPr>
+        <w:t>## Attaching package: 'dplyr'</w:t>
       </w:r>
     </w:p>
     <w:p>
@@ -1449,6 +1718,64 @@
       </w:pPr>
       <w:r>
         <w:rPr>
+          <w:rStyle w:val="VerbatimChar"/>
+        </w:rPr>
+        <w:t>## The following objects are masked from 'package:stats':</w:t>
+      </w:r>
+      <w:r>
+        <w:br/>
+      </w:r>
+      <w:r>
+        <w:rPr>
+          <w:rStyle w:val="VerbatimChar"/>
+        </w:rPr>
+        <w:t xml:space="preserve">## </w:t>
+      </w:r>
+      <w:r>
+        <w:br/>
+      </w:r>
+      <w:r>
+        <w:rPr>
+          <w:rStyle w:val="VerbatimChar"/>
+        </w:rPr>
+        <w:t>##     filter, lag</w:t>
+      </w:r>
+    </w:p>
+    <w:p>
+      <w:pPr>
+        <w:pStyle w:val="SourceCode"/>
+      </w:pPr>
+      <w:r>
+        <w:rPr>
+          <w:rStyle w:val="VerbatimChar"/>
+        </w:rPr>
+        <w:t>## The following objects are masked from 'package:base':</w:t>
+      </w:r>
+      <w:r>
+        <w:br/>
+      </w:r>
+      <w:r>
+        <w:rPr>
+          <w:rStyle w:val="VerbatimChar"/>
+        </w:rPr>
+        <w:t xml:space="preserve">## </w:t>
+      </w:r>
+      <w:r>
+        <w:br/>
+      </w:r>
+      <w:r>
+        <w:rPr>
+          <w:rStyle w:val="VerbatimChar"/>
+        </w:rPr>
+        <w:t>##     intersect, setdiff, setequal, union</w:t>
+      </w:r>
+    </w:p>
+    <w:p>
+      <w:pPr>
+        <w:pStyle w:val="SourceCode"/>
+      </w:pPr>
+      <w:r>
+        <w:rPr>
           <w:rStyle w:val="FunctionTok"/>
         </w:rPr>
         <w:t>library</w:t>
@@ -1457,19 +1784,978 @@
         <w:rPr>
           <w:rStyle w:val="NormalTok"/>
         </w:rPr>
-        <w:t xml:space="preserve">(dplyr)   </w:t>
-      </w:r>
+        <w:t xml:space="preserve">(mapview) </w:t>
+      </w:r>
+    </w:p>
+    <w:p>
+      <w:pPr>
+        <w:pStyle w:val="SourceCode"/>
+      </w:pPr>
+      <w:r>
+        <w:rPr>
+          <w:rStyle w:val="VerbatimChar"/>
+        </w:rPr>
+        <w:t>## Warning: package 'mapview' was built under R version 4.5.3</w:t>
+      </w:r>
+    </w:p>
+    <w:p>
+      <w:pPr>
+        <w:pStyle w:val="SourceCode"/>
+      </w:pPr>
       <w:r>
         <w:rPr>
           <w:rStyle w:val="CommentTok"/>
         </w:rPr>
+        <w:t xml:space="preserve"># 2. </w:t>
+      </w:r>
+      <w:r>
+        <w:rPr>
+          <w:rStyle w:val="CommentTok"/>
+        </w:rPr>
+        <w:t>定义法国</w:t>
+      </w:r>
+      <w:r>
+        <w:rPr>
+          <w:rStyle w:val="CommentTok"/>
+        </w:rPr>
+        <w:t>-</w:t>
+      </w:r>
+      <w:r>
+        <w:rPr>
+          <w:rStyle w:val="CommentTok"/>
+        </w:rPr>
+        <w:t>瑞士区域的边界框</w:t>
+      </w:r>
+      <w:r>
+        <w:rPr>
+          <w:rStyle w:val="CommentTok"/>
+        </w:rPr>
+        <w:t xml:space="preserve"> (Bounding Box)</w:t>
+      </w:r>
+      <w:r>
+        <w:br/>
+      </w:r>
+      <w:r>
+        <w:rPr>
+          <w:rStyle w:val="NormalTok"/>
+        </w:rPr>
+        <w:t xml:space="preserve">bbox </w:t>
+      </w:r>
+      <w:r>
+        <w:rPr>
+          <w:rStyle w:val="OtherTok"/>
+        </w:rPr>
+        <w:t>&lt;-</w:t>
+      </w:r>
+      <w:r>
+        <w:rPr>
+          <w:rStyle w:val="NormalTok"/>
+        </w:rPr>
+        <w:t xml:space="preserve"> </w:t>
+      </w:r>
+      <w:r>
+        <w:rPr>
+          <w:rStyle w:val="FunctionTok"/>
+        </w:rPr>
+        <w:t>c</w:t>
+      </w:r>
+      <w:r>
+        <w:rPr>
+          <w:rStyle w:val="NormalTok"/>
+        </w:rPr>
+        <w:t>(</w:t>
+      </w:r>
+      <w:r>
+        <w:rPr>
+          <w:rStyle w:val="AttributeTok"/>
+        </w:rPr>
+        <w:t>left =</w:t>
+      </w:r>
+      <w:r>
+        <w:rPr>
+          <w:rStyle w:val="NormalTok"/>
+        </w:rPr>
+        <w:t xml:space="preserve"> </w:t>
+      </w:r>
+      <w:r>
+        <w:rPr>
+          <w:rStyle w:val="FloatTok"/>
+        </w:rPr>
+        <w:t>5.5</w:t>
+      </w:r>
+      <w:r>
+        <w:rPr>
+          <w:rStyle w:val="NormalTok"/>
+        </w:rPr>
+        <w:t xml:space="preserve">, </w:t>
+      </w:r>
+      <w:r>
+        <w:rPr>
+          <w:rStyle w:val="AttributeTok"/>
+        </w:rPr>
+        <w:t>bottom =</w:t>
+      </w:r>
+      <w:r>
+        <w:rPr>
+          <w:rStyle w:val="NormalTok"/>
+        </w:rPr>
+        <w:t xml:space="preserve"> </w:t>
+      </w:r>
+      <w:r>
+        <w:rPr>
+          <w:rStyle w:val="FloatTok"/>
+        </w:rPr>
+        <w:t>46.5</w:t>
+      </w:r>
+      <w:r>
+        <w:rPr>
+          <w:rStyle w:val="NormalTok"/>
+        </w:rPr>
+        <w:t xml:space="preserve">, </w:t>
+      </w:r>
+      <w:r>
+        <w:rPr>
+          <w:rStyle w:val="AttributeTok"/>
+        </w:rPr>
+        <w:t>right =</w:t>
+      </w:r>
+      <w:r>
+        <w:rPr>
+          <w:rStyle w:val="NormalTok"/>
+        </w:rPr>
+        <w:t xml:space="preserve"> </w:t>
+      </w:r>
+      <w:r>
+        <w:rPr>
+          <w:rStyle w:val="FloatTok"/>
+        </w:rPr>
+        <w:t>7.5</w:t>
+      </w:r>
+      <w:r>
+        <w:rPr>
+          <w:rStyle w:val="NormalTok"/>
+        </w:rPr>
+        <w:t xml:space="preserve">, </w:t>
+      </w:r>
+      <w:r>
+        <w:rPr>
+          <w:rStyle w:val="AttributeTok"/>
+        </w:rPr>
+        <w:t>top =</w:t>
+      </w:r>
+      <w:r>
+        <w:rPr>
+          <w:rStyle w:val="NormalTok"/>
+        </w:rPr>
+        <w:t xml:space="preserve"> </w:t>
+      </w:r>
+      <w:r>
+        <w:rPr>
+          <w:rStyle w:val="DecValTok"/>
+        </w:rPr>
+        <w:t>48</w:t>
+      </w:r>
+      <w:r>
+        <w:rPr>
+          <w:rStyle w:val="NormalTok"/>
+        </w:rPr>
+        <w:t>)</w:t>
+      </w:r>
+      <w:r>
+        <w:br/>
+      </w:r>
+      <w:r>
+        <w:br/>
+      </w:r>
+      <w:r>
+        <w:br/>
+      </w:r>
+      <w:r>
+        <w:rPr>
+          <w:rStyle w:val="CommentTok"/>
+        </w:rPr>
+        <w:t xml:space="preserve"># 3. </w:t>
+      </w:r>
+      <w:r>
+        <w:rPr>
+          <w:rStyle w:val="CommentTok"/>
+        </w:rPr>
+        <w:t>构建并执行</w:t>
+      </w:r>
+      <w:r>
+        <w:rPr>
+          <w:rStyle w:val="CommentTok"/>
+        </w:rPr>
+        <w:t xml:space="preserve"> OSM </w:t>
+      </w:r>
+      <w:r>
+        <w:rPr>
+          <w:rStyle w:val="CommentTok"/>
+        </w:rPr>
+        <w:t>查询</w:t>
+      </w:r>
+      <w:r>
+        <w:br/>
+      </w:r>
+      <w:r>
+        <w:rPr>
+          <w:rStyle w:val="NormalTok"/>
+        </w:rPr>
+        <w:t xml:space="preserve">doubs_query </w:t>
+      </w:r>
+      <w:r>
+        <w:rPr>
+          <w:rStyle w:val="OtherTok"/>
+        </w:rPr>
+        <w:t>&lt;-</w:t>
+      </w:r>
+      <w:r>
+        <w:rPr>
+          <w:rStyle w:val="NormalTok"/>
+        </w:rPr>
+        <w:t xml:space="preserve"> </w:t>
+      </w:r>
+      <w:r>
+        <w:rPr>
+          <w:rStyle w:val="FunctionTok"/>
+        </w:rPr>
+        <w:t>opq</w:t>
+      </w:r>
+      <w:r>
+        <w:rPr>
+          <w:rStyle w:val="NormalTok"/>
+        </w:rPr>
+        <w:t>(</w:t>
+      </w:r>
+      <w:r>
+        <w:rPr>
+          <w:rStyle w:val="AttributeTok"/>
+        </w:rPr>
+        <w:t>bbox =</w:t>
+      </w:r>
+      <w:r>
+        <w:rPr>
+          <w:rStyle w:val="NormalTok"/>
+        </w:rPr>
+        <w:t xml:space="preserve"> bbox, </w:t>
+      </w:r>
+      <w:r>
+        <w:rPr>
+          <w:rStyle w:val="AttributeTok"/>
+        </w:rPr>
+        <w:t>timeout =</w:t>
+      </w:r>
+      <w:r>
+        <w:rPr>
+          <w:rStyle w:val="NormalTok"/>
+        </w:rPr>
+        <w:t xml:space="preserve"> </w:t>
+      </w:r>
+      <w:r>
+        <w:rPr>
+          <w:rStyle w:val="DecValTok"/>
+        </w:rPr>
+        <w:t>60</w:t>
+      </w:r>
+      <w:r>
+        <w:rPr>
+          <w:rStyle w:val="NormalTok"/>
+        </w:rPr>
+        <w:t xml:space="preserve">) </w:t>
+      </w:r>
+      <w:r>
+        <w:rPr>
+          <w:rStyle w:val="SpecialCharTok"/>
+        </w:rPr>
+        <w:t>|&gt;</w:t>
+      </w:r>
+      <w:r>
+        <w:br/>
+      </w:r>
+      <w:r>
+        <w:rPr>
+          <w:rStyle w:val="NormalTok"/>
+        </w:rPr>
+        <w:t xml:space="preserve">  </w:t>
+      </w:r>
+      <w:r>
+        <w:rPr>
+          <w:rStyle w:val="FunctionTok"/>
+        </w:rPr>
+        <w:t>add_osm_feature</w:t>
+      </w:r>
+      <w:r>
+        <w:rPr>
+          <w:rStyle w:val="NormalTok"/>
+        </w:rPr>
+        <w:t>(</w:t>
+      </w:r>
+      <w:r>
+        <w:rPr>
+          <w:rStyle w:val="AttributeTok"/>
+        </w:rPr>
+        <w:t>key =</w:t>
+      </w:r>
+      <w:r>
+        <w:rPr>
+          <w:rStyle w:val="NormalTok"/>
+        </w:rPr>
+        <w:t xml:space="preserve"> </w:t>
+      </w:r>
+      <w:r>
+        <w:rPr>
+          <w:rStyle w:val="StringTok"/>
+        </w:rPr>
+        <w:t>"waterway"</w:t>
+      </w:r>
+      <w:r>
+        <w:rPr>
+          <w:rStyle w:val="NormalTok"/>
+        </w:rPr>
+        <w:t xml:space="preserve">, </w:t>
+      </w:r>
+      <w:r>
+        <w:rPr>
+          <w:rStyle w:val="AttributeTok"/>
+        </w:rPr>
+        <w:t>value =</w:t>
+      </w:r>
+      <w:r>
+        <w:rPr>
+          <w:rStyle w:val="NormalTok"/>
+        </w:rPr>
+        <w:t xml:space="preserve"> </w:t>
+      </w:r>
+      <w:r>
+        <w:rPr>
+          <w:rStyle w:val="StringTok"/>
+        </w:rPr>
+        <w:t>"river"</w:t>
+      </w:r>
+      <w:r>
+        <w:rPr>
+          <w:rStyle w:val="NormalTok"/>
+        </w:rPr>
+        <w:t xml:space="preserve">) </w:t>
+      </w:r>
+      <w:r>
+        <w:rPr>
+          <w:rStyle w:val="SpecialCharTok"/>
+        </w:rPr>
+        <w:t>|&gt;</w:t>
+      </w:r>
+      <w:r>
+        <w:br/>
+      </w:r>
+      <w:r>
+        <w:rPr>
+          <w:rStyle w:val="NormalTok"/>
+        </w:rPr>
+        <w:t xml:space="preserve">  </w:t>
+      </w:r>
+      <w:r>
+        <w:rPr>
+          <w:rStyle w:val="FunctionTok"/>
+        </w:rPr>
+        <w:t>add_osm_feature</w:t>
+      </w:r>
+      <w:r>
+        <w:rPr>
+          <w:rStyle w:val="NormalTok"/>
+        </w:rPr>
+        <w:t>(</w:t>
+      </w:r>
+      <w:r>
+        <w:rPr>
+          <w:rStyle w:val="AttributeTok"/>
+        </w:rPr>
+        <w:t>key =</w:t>
+      </w:r>
+      <w:r>
+        <w:rPr>
+          <w:rStyle w:val="NormalTok"/>
+        </w:rPr>
+        <w:t xml:space="preserve"> </w:t>
+      </w:r>
+      <w:r>
+        <w:rPr>
+          <w:rStyle w:val="StringTok"/>
+        </w:rPr>
+        <w:t>"name"</w:t>
+      </w:r>
+      <w:r>
+        <w:rPr>
+          <w:rStyle w:val="NormalTok"/>
+        </w:rPr>
+        <w:t xml:space="preserve">, </w:t>
+      </w:r>
+      <w:r>
+        <w:rPr>
+          <w:rStyle w:val="AttributeTok"/>
+        </w:rPr>
+        <w:t>value =</w:t>
+      </w:r>
+      <w:r>
+        <w:rPr>
+          <w:rStyle w:val="NormalTok"/>
+        </w:rPr>
+        <w:t xml:space="preserve"> </w:t>
+      </w:r>
+      <w:r>
+        <w:rPr>
+          <w:rStyle w:val="StringTok"/>
+        </w:rPr>
+        <w:t>"Le Doubs"</w:t>
+      </w:r>
+      <w:r>
+        <w:rPr>
+          <w:rStyle w:val="NormalTok"/>
+        </w:rPr>
+        <w:t xml:space="preserve">) </w:t>
+      </w:r>
+      <w:r>
+        <w:rPr>
+          <w:rStyle w:val="SpecialCharTok"/>
+        </w:rPr>
+        <w:t>|&gt;</w:t>
+      </w:r>
+      <w:r>
+        <w:br/>
+      </w:r>
+      <w:r>
+        <w:rPr>
+          <w:rStyle w:val="NormalTok"/>
+        </w:rPr>
+        <w:t xml:space="preserve">  </w:t>
+      </w:r>
+      <w:r>
+        <w:rPr>
+          <w:rStyle w:val="FunctionTok"/>
+        </w:rPr>
+        <w:t>osmdata_sf</w:t>
+      </w:r>
+      <w:r>
+        <w:rPr>
+          <w:rStyle w:val="NormalTok"/>
+        </w:rPr>
+        <w:t>()</w:t>
+      </w:r>
+      <w:r>
+        <w:br/>
+      </w:r>
+      <w:r>
+        <w:br/>
+      </w:r>
+      <w:r>
+        <w:br/>
+      </w:r>
+      <w:r>
+        <w:rPr>
+          <w:rStyle w:val="CommentTok"/>
+        </w:rPr>
+        <w:t xml:space="preserve"># 4. </w:t>
+      </w:r>
+      <w:r>
+        <w:rPr>
+          <w:rStyle w:val="CommentTok"/>
+        </w:rPr>
+        <w:t>数据合并与清洗</w:t>
+      </w:r>
+      <w:r>
+        <w:br/>
+      </w:r>
+      <w:r>
+        <w:rPr>
+          <w:rStyle w:val="CommentTok"/>
+        </w:rPr>
+        <w:t xml:space="preserve"># OSM </w:t>
+      </w:r>
+      <w:r>
+        <w:rPr>
+          <w:rStyle w:val="CommentTok"/>
+        </w:rPr>
+        <w:t>的河流数据通常分散在</w:t>
+      </w:r>
+      <w:r>
+        <w:rPr>
+          <w:rStyle w:val="CommentTok"/>
+        </w:rPr>
+        <w:t xml:space="preserve"> lines</w:t>
+      </w:r>
+      <w:r>
+        <w:rPr>
+          <w:rStyle w:val="CommentTok"/>
+        </w:rPr>
+        <w:t>（普通线段）和</w:t>
+      </w:r>
+      <w:r>
+        <w:rPr>
+          <w:rStyle w:val="CommentTok"/>
+        </w:rPr>
+        <w:t xml:space="preserve"> multilines</w:t>
+      </w:r>
+      <w:r>
+        <w:rPr>
+          <w:rStyle w:val="CommentTok"/>
+        </w:rPr>
+        <w:t>（多线段）中</w:t>
+      </w:r>
+      <w:r>
+        <w:rPr>
+          <w:rStyle w:val="CommentTok"/>
+        </w:rPr>
+        <w:t>,</w:t>
+      </w:r>
+      <w:r>
+        <w:rPr>
+          <w:rStyle w:val="CommentTok"/>
+        </w:rPr>
+        <w:t>将它们统一转为</w:t>
+      </w:r>
+      <w:r>
+        <w:rPr>
+          <w:rStyle w:val="CommentTok"/>
+        </w:rPr>
+        <w:t xml:space="preserve"> MULTILINESTRING </w:t>
+      </w:r>
+      <w:r>
+        <w:rPr>
+          <w:rStyle w:val="CommentTok"/>
+        </w:rPr>
+        <w:t>格式并合并</w:t>
+      </w:r>
+      <w:r>
+        <w:br/>
+      </w:r>
+      <w:r>
+        <w:rPr>
+          <w:rStyle w:val="NormalTok"/>
+        </w:rPr>
+        <w:t xml:space="preserve">river_sf </w:t>
+      </w:r>
+      <w:r>
+        <w:rPr>
+          <w:rStyle w:val="OtherTok"/>
+        </w:rPr>
+        <w:t>&lt;-</w:t>
+      </w:r>
+      <w:r>
+        <w:rPr>
+          <w:rStyle w:val="NormalTok"/>
+        </w:rPr>
+        <w:t xml:space="preserve"> dplyr</w:t>
+      </w:r>
+      <w:r>
+        <w:rPr>
+          <w:rStyle w:val="SpecialCharTok"/>
+        </w:rPr>
+        <w:t>::</w:t>
+      </w:r>
+      <w:r>
+        <w:rPr>
+          <w:rStyle w:val="FunctionTok"/>
+        </w:rPr>
+        <w:t>bind_rows</w:t>
+      </w:r>
+      <w:r>
+        <w:rPr>
+          <w:rStyle w:val="NormalTok"/>
+        </w:rPr>
+        <w:t>(</w:t>
+      </w:r>
+      <w:r>
+        <w:br/>
+      </w:r>
+      <w:r>
+        <w:rPr>
+          <w:rStyle w:val="NormalTok"/>
+        </w:rPr>
+        <w:t xml:space="preserve">  sf</w:t>
+      </w:r>
+      <w:r>
+        <w:rPr>
+          <w:rStyle w:val="SpecialCharTok"/>
+        </w:rPr>
+        <w:t>::</w:t>
+      </w:r>
+      <w:r>
+        <w:rPr>
+          <w:rStyle w:val="FunctionTok"/>
+        </w:rPr>
+        <w:t>st_cast</w:t>
+      </w:r>
+      <w:r>
+        <w:rPr>
+          <w:rStyle w:val="NormalTok"/>
+        </w:rPr>
+        <w:t>(doubs_query</w:t>
+      </w:r>
+      <w:r>
+        <w:rPr>
+          <w:rStyle w:val="SpecialCharTok"/>
+        </w:rPr>
+        <w:t>$</w:t>
+      </w:r>
+      <w:r>
+        <w:rPr>
+          <w:rStyle w:val="NormalTok"/>
+        </w:rPr>
+        <w:t xml:space="preserve">osm_lines, </w:t>
+      </w:r>
+      <w:r>
+        <w:rPr>
+          <w:rStyle w:val="StringTok"/>
+        </w:rPr>
+        <w:t>"MULTILINESTRING"</w:t>
+      </w:r>
+      <w:r>
+        <w:rPr>
+          <w:rStyle w:val="NormalTok"/>
+        </w:rPr>
+        <w:t xml:space="preserve">), </w:t>
+      </w:r>
+      <w:r>
+        <w:br/>
+      </w:r>
+      <w:r>
+        <w:rPr>
+          <w:rStyle w:val="NormalTok"/>
+        </w:rPr>
+        <w:t xml:space="preserve">  doubs_query</w:t>
+      </w:r>
+      <w:r>
+        <w:rPr>
+          <w:rStyle w:val="SpecialCharTok"/>
+        </w:rPr>
+        <w:t>$</w:t>
+      </w:r>
+      <w:r>
+        <w:rPr>
+          <w:rStyle w:val="NormalTok"/>
+        </w:rPr>
+        <w:t>osm_multilines</w:t>
+      </w:r>
+      <w:r>
+        <w:br/>
+      </w:r>
+      <w:r>
+        <w:rPr>
+          <w:rStyle w:val="NormalTok"/>
+        </w:rPr>
+        <w:t xml:space="preserve">) </w:t>
+      </w:r>
+      <w:r>
+        <w:rPr>
+          <w:rStyle w:val="SpecialCharTok"/>
+        </w:rPr>
+        <w:t>|&gt;</w:t>
+      </w:r>
+      <w:r>
+        <w:br/>
+      </w:r>
+      <w:r>
+        <w:rPr>
+          <w:rStyle w:val="NormalTok"/>
+        </w:rPr>
+        <w:t xml:space="preserve">  </w:t>
+      </w:r>
+      <w:r>
+        <w:rPr>
+          <w:rStyle w:val="FunctionTok"/>
+        </w:rPr>
+        <w:t>select</w:t>
+      </w:r>
+      <w:r>
+        <w:rPr>
+          <w:rStyle w:val="NormalTok"/>
+        </w:rPr>
+        <w:t>(name, osm_id, role)</w:t>
+      </w:r>
+      <w:r>
+        <w:br/>
+      </w:r>
+      <w:r>
+        <w:br/>
+      </w:r>
+      <w:r>
+        <w:br/>
+      </w:r>
+      <w:r>
+        <w:rPr>
+          <w:rStyle w:val="CommentTok"/>
+        </w:rPr>
         <w:t xml:space="preserve"># </w:t>
       </w:r>
       <w:r>
         <w:rPr>
           <w:rStyle w:val="CommentTok"/>
         </w:rPr>
-        <w:t>数据清洗和管道操作</w:t>
+        <w:t>过滤不需要的记录，并确保几何对象拓扑有效</w:t>
+      </w:r>
+      <w:r>
+        <w:br/>
+      </w:r>
+      <w:r>
+        <w:rPr>
+          <w:rStyle w:val="NormalTok"/>
+        </w:rPr>
+        <w:lastRenderedPageBreak/>
+        <w:t xml:space="preserve">river_sf_clean </w:t>
+      </w:r>
+      <w:r>
+        <w:rPr>
+          <w:rStyle w:val="OtherTok"/>
+        </w:rPr>
+        <w:t>&lt;-</w:t>
+      </w:r>
+      <w:r>
+        <w:rPr>
+          <w:rStyle w:val="NormalTok"/>
+        </w:rPr>
+        <w:t xml:space="preserve"> river_sf </w:t>
+      </w:r>
+      <w:r>
+        <w:rPr>
+          <w:rStyle w:val="SpecialCharTok"/>
+        </w:rPr>
+        <w:t>|&gt;</w:t>
+      </w:r>
+      <w:r>
+        <w:br/>
+      </w:r>
+      <w:r>
+        <w:rPr>
+          <w:rStyle w:val="NormalTok"/>
+        </w:rPr>
+        <w:t xml:space="preserve">  </w:t>
+      </w:r>
+      <w:r>
+        <w:rPr>
+          <w:rStyle w:val="FunctionTok"/>
+        </w:rPr>
+        <w:t>filter</w:t>
+      </w:r>
+      <w:r>
+        <w:rPr>
+          <w:rStyle w:val="NormalTok"/>
+        </w:rPr>
+        <w:t>(</w:t>
+      </w:r>
+      <w:r>
+        <w:rPr>
+          <w:rStyle w:val="SpecialCharTok"/>
+        </w:rPr>
+        <w:t>!</w:t>
+      </w:r>
+      <w:r>
+        <w:rPr>
+          <w:rStyle w:val="FunctionTok"/>
+        </w:rPr>
+        <w:t>is.na</w:t>
+      </w:r>
+      <w:r>
+        <w:rPr>
+          <w:rStyle w:val="NormalTok"/>
+        </w:rPr>
+        <w:t xml:space="preserve">(role)) </w:t>
+      </w:r>
+      <w:r>
+        <w:rPr>
+          <w:rStyle w:val="SpecialCharTok"/>
+        </w:rPr>
+        <w:t>|&gt;</w:t>
+      </w:r>
+      <w:r>
+        <w:rPr>
+          <w:rStyle w:val="NormalTok"/>
+        </w:rPr>
+        <w:t xml:space="preserve">              </w:t>
+      </w:r>
+      <w:r>
+        <w:rPr>
+          <w:rStyle w:val="CommentTok"/>
+        </w:rPr>
+        <w:t xml:space="preserve"># </w:t>
+      </w:r>
+      <w:r>
+        <w:rPr>
+          <w:rStyle w:val="CommentTok"/>
+        </w:rPr>
+        <w:t>删除</w:t>
+      </w:r>
+      <w:r>
+        <w:rPr>
+          <w:rStyle w:val="CommentTok"/>
+        </w:rPr>
+        <w:t xml:space="preserve"> role </w:t>
+      </w:r>
+      <w:r>
+        <w:rPr>
+          <w:rStyle w:val="CommentTok"/>
+        </w:rPr>
+        <w:t>为</w:t>
+      </w:r>
+      <w:r>
+        <w:rPr>
+          <w:rStyle w:val="CommentTok"/>
+        </w:rPr>
+        <w:t xml:space="preserve"> NA </w:t>
+      </w:r>
+      <w:r>
+        <w:rPr>
+          <w:rStyle w:val="CommentTok"/>
+        </w:rPr>
+        <w:t>的无效或辅助记录</w:t>
+      </w:r>
+      <w:r>
+        <w:br/>
+      </w:r>
+      <w:r>
+        <w:rPr>
+          <w:rStyle w:val="NormalTok"/>
+        </w:rPr>
+        <w:t xml:space="preserve">  </w:t>
+      </w:r>
+      <w:r>
+        <w:rPr>
+          <w:rStyle w:val="FunctionTok"/>
+        </w:rPr>
+        <w:t>rename</w:t>
+      </w:r>
+      <w:r>
+        <w:rPr>
+          <w:rStyle w:val="NormalTok"/>
+        </w:rPr>
+        <w:t>(</w:t>
+      </w:r>
+      <w:r>
+        <w:rPr>
+          <w:rStyle w:val="AttributeTok"/>
+        </w:rPr>
+        <w:t>doubs_type =</w:t>
+      </w:r>
+      <w:r>
+        <w:rPr>
+          <w:rStyle w:val="NormalTok"/>
+        </w:rPr>
+        <w:t xml:space="preserve"> role) </w:t>
+      </w:r>
+      <w:r>
+        <w:rPr>
+          <w:rStyle w:val="SpecialCharTok"/>
+        </w:rPr>
+        <w:t>|&gt;</w:t>
+      </w:r>
+      <w:r>
+        <w:rPr>
+          <w:rStyle w:val="NormalTok"/>
+        </w:rPr>
+        <w:t xml:space="preserve">         </w:t>
+      </w:r>
+      <w:r>
+        <w:rPr>
+          <w:rStyle w:val="CommentTok"/>
+        </w:rPr>
+        <w:t xml:space="preserve"># </w:t>
+      </w:r>
+      <w:r>
+        <w:rPr>
+          <w:rStyle w:val="CommentTok"/>
+        </w:rPr>
+        <w:t>重命名列以提高可读性</w:t>
+      </w:r>
+      <w:r>
+        <w:br/>
+      </w:r>
+      <w:r>
+        <w:rPr>
+          <w:rStyle w:val="NormalTok"/>
+        </w:rPr>
+        <w:t xml:space="preserve">  </w:t>
+      </w:r>
+      <w:r>
+        <w:rPr>
+          <w:rStyle w:val="FunctionTok"/>
+        </w:rPr>
+        <w:t>st_make_valid</w:t>
+      </w:r>
+      <w:r>
+        <w:rPr>
+          <w:rStyle w:val="NormalTok"/>
+        </w:rPr>
+        <w:t xml:space="preserve">()                      </w:t>
+      </w:r>
+      <w:r>
+        <w:rPr>
+          <w:rStyle w:val="CommentTok"/>
+        </w:rPr>
+        <w:t xml:space="preserve"># </w:t>
+      </w:r>
+      <w:r>
+        <w:rPr>
+          <w:rStyle w:val="CommentTok"/>
+        </w:rPr>
+        <w:t>修复可能存在的几何拓扑错误</w:t>
+      </w:r>
+      <w:r>
+        <w:br/>
+      </w:r>
+      <w:r>
+        <w:br/>
+      </w:r>
+      <w:r>
+        <w:br/>
+      </w:r>
+      <w:r>
+        <w:rPr>
+          <w:rStyle w:val="CommentTok"/>
+        </w:rPr>
+        <w:t xml:space="preserve"># </w:t>
+      </w:r>
+      <w:r>
+        <w:rPr>
+          <w:rStyle w:val="CommentTok"/>
+        </w:rPr>
+        <w:t>查看清洗后的数据类型</w:t>
+      </w:r>
+      <w:r>
+        <w:br/>
+      </w:r>
+      <w:r>
+        <w:rPr>
+          <w:rStyle w:val="FunctionTok"/>
+        </w:rPr>
+        <w:t>print</w:t>
+      </w:r>
+      <w:r>
+        <w:rPr>
+          <w:rStyle w:val="NormalTok"/>
+        </w:rPr>
+        <w:t>(</w:t>
+      </w:r>
+      <w:r>
+        <w:rPr>
+          <w:rStyle w:val="FunctionTok"/>
+        </w:rPr>
+        <w:t>unique</w:t>
+      </w:r>
+      <w:r>
+        <w:rPr>
+          <w:rStyle w:val="NormalTok"/>
+        </w:rPr>
+        <w:t>(river_sf_clean</w:t>
+      </w:r>
+      <w:r>
+        <w:rPr>
+          <w:rStyle w:val="SpecialCharTok"/>
+        </w:rPr>
+        <w:t>$</w:t>
+      </w:r>
+      <w:r>
+        <w:rPr>
+          <w:rStyle w:val="NormalTok"/>
+        </w:rPr>
+        <w:t>doubs_type))</w:t>
       </w:r>
     </w:p>
     <w:p>
@@ -1480,1103 +2766,14 @@
         <w:rPr>
           <w:rStyle w:val="VerbatimChar"/>
         </w:rPr>
-        <w:t>## Warning: package 'dplyr' was built under R version 4.5.3</w:t>
+        <w:t>## [1] "main_stream" "side_stream"</w:t>
       </w:r>
     </w:p>
     <w:p>
       <w:pPr>
         <w:pStyle w:val="SourceCode"/>
-      </w:pPr>
-      <w:r>
-        <w:rPr>
-          <w:rStyle w:val="VerbatimChar"/>
-        </w:rPr>
-        <w:t xml:space="preserve">## </w:t>
-      </w:r>
-      <w:r>
-        <w:br/>
-      </w:r>
-      <w:r>
-        <w:rPr>
-          <w:rStyle w:val="VerbatimChar"/>
-        </w:rPr>
-        <w:t>## Attaching package: 'dplyr'</w:t>
-      </w:r>
-    </w:p>
-    <w:p>
-      <w:pPr>
-        <w:pStyle w:val="SourceCode"/>
-      </w:pPr>
-      <w:r>
-        <w:rPr>
-          <w:rStyle w:val="VerbatimChar"/>
-        </w:rPr>
-        <w:t>## The following objects are masked from 'package:stats':</w:t>
-      </w:r>
-      <w:r>
-        <w:br/>
-      </w:r>
-      <w:r>
-        <w:rPr>
-          <w:rStyle w:val="VerbatimChar"/>
-        </w:rPr>
-        <w:t xml:space="preserve">## </w:t>
-      </w:r>
-      <w:r>
-        <w:br/>
-      </w:r>
-      <w:r>
-        <w:rPr>
-          <w:rStyle w:val="VerbatimChar"/>
-        </w:rPr>
-        <w:t>##     filter, lag</w:t>
-      </w:r>
-    </w:p>
-    <w:p>
-      <w:pPr>
-        <w:pStyle w:val="SourceCode"/>
-      </w:pPr>
-      <w:r>
-        <w:rPr>
-          <w:rStyle w:val="VerbatimChar"/>
-        </w:rPr>
-        <w:t>## The following objects are masked from 'package:base':</w:t>
-      </w:r>
-      <w:r>
-        <w:br/>
-      </w:r>
-      <w:r>
-        <w:rPr>
-          <w:rStyle w:val="VerbatimChar"/>
-        </w:rPr>
-        <w:t xml:space="preserve">## </w:t>
-      </w:r>
-      <w:r>
-        <w:br/>
-      </w:r>
-      <w:r>
-        <w:rPr>
-          <w:rStyle w:val="VerbatimChar"/>
-        </w:rPr>
-        <w:t>##     intersect, se</w:t>
-      </w:r>
-      <w:r>
-        <w:rPr>
-          <w:rStyle w:val="VerbatimChar"/>
-        </w:rPr>
-        <w:t>tdiff, setequal, union</w:t>
-      </w:r>
-    </w:p>
-    <w:p>
-      <w:pPr>
-        <w:pStyle w:val="SourceCode"/>
-      </w:pPr>
-      <w:r>
-        <w:rPr>
-          <w:rStyle w:val="FunctionTok"/>
-        </w:rPr>
-        <w:t>library</w:t>
-      </w:r>
-      <w:r>
-        <w:rPr>
-          <w:rStyle w:val="NormalTok"/>
-        </w:rPr>
-        <w:t xml:space="preserve">(mapview) </w:t>
-      </w:r>
-    </w:p>
-    <w:p>
-      <w:pPr>
-        <w:pStyle w:val="SourceCode"/>
-      </w:pPr>
-      <w:r>
-        <w:rPr>
-          <w:rStyle w:val="VerbatimChar"/>
-        </w:rPr>
-        <w:t>## Warning: package 'mapview' was built under R version 4.5.3</w:t>
-      </w:r>
-    </w:p>
-    <w:p>
-      <w:pPr>
-        <w:pStyle w:val="SourceCode"/>
-      </w:pPr>
-      <w:r>
-        <w:rPr>
-          <w:rStyle w:val="CommentTok"/>
-        </w:rPr>
-        <w:t xml:space="preserve"># 2. </w:t>
-      </w:r>
-      <w:r>
-        <w:rPr>
-          <w:rStyle w:val="CommentTok"/>
-        </w:rPr>
-        <w:t>定义法国</w:t>
-      </w:r>
-      <w:r>
-        <w:rPr>
-          <w:rStyle w:val="CommentTok"/>
-        </w:rPr>
-        <w:t>-</w:t>
-      </w:r>
-      <w:r>
-        <w:rPr>
-          <w:rStyle w:val="CommentTok"/>
-        </w:rPr>
-        <w:t>瑞士区域的边界框</w:t>
-      </w:r>
-      <w:r>
-        <w:rPr>
-          <w:rStyle w:val="CommentTok"/>
-        </w:rPr>
-        <w:t xml:space="preserve"> (Bounding Box)</w:t>
-      </w:r>
-      <w:r>
-        <w:br/>
-      </w:r>
-      <w:r>
-        <w:rPr>
-          <w:rStyle w:val="NormalTok"/>
-        </w:rPr>
-        <w:t xml:space="preserve">bbox </w:t>
-      </w:r>
-      <w:r>
-        <w:rPr>
-          <w:rStyle w:val="OtherTok"/>
-        </w:rPr>
-        <w:t>&lt;-</w:t>
-      </w:r>
-      <w:r>
-        <w:rPr>
-          <w:rStyle w:val="NormalTok"/>
-        </w:rPr>
-        <w:t xml:space="preserve"> </w:t>
-      </w:r>
-      <w:r>
-        <w:rPr>
-          <w:rStyle w:val="FunctionTok"/>
-        </w:rPr>
-        <w:t>c</w:t>
-      </w:r>
-      <w:r>
-        <w:rPr>
-          <w:rStyle w:val="NormalTok"/>
-        </w:rPr>
-        <w:t>(</w:t>
-      </w:r>
-      <w:r>
-        <w:rPr>
-          <w:rStyle w:val="AttributeTok"/>
-        </w:rPr>
-        <w:t>left =</w:t>
-      </w:r>
-      <w:r>
-        <w:rPr>
-          <w:rStyle w:val="NormalTok"/>
-        </w:rPr>
-        <w:t xml:space="preserve"> </w:t>
-      </w:r>
-      <w:r>
-        <w:rPr>
-          <w:rStyle w:val="FloatTok"/>
-        </w:rPr>
-        <w:t>5.5</w:t>
-      </w:r>
-      <w:r>
-        <w:rPr>
-          <w:rStyle w:val="NormalTok"/>
-        </w:rPr>
-        <w:t xml:space="preserve">, </w:t>
-      </w:r>
-      <w:r>
-        <w:rPr>
-          <w:rStyle w:val="AttributeTok"/>
-        </w:rPr>
-        <w:t>bottom =</w:t>
-      </w:r>
-      <w:r>
-        <w:rPr>
-          <w:rStyle w:val="NormalTok"/>
-        </w:rPr>
-        <w:t xml:space="preserve"> </w:t>
-      </w:r>
-      <w:r>
-        <w:rPr>
-          <w:rStyle w:val="FloatTok"/>
-        </w:rPr>
-        <w:t>46.5</w:t>
-      </w:r>
-      <w:r>
-        <w:rPr>
-          <w:rStyle w:val="NormalTok"/>
-        </w:rPr>
-        <w:t xml:space="preserve">, </w:t>
-      </w:r>
-      <w:r>
-        <w:rPr>
-          <w:rStyle w:val="AttributeTok"/>
-        </w:rPr>
-        <w:t>right =</w:t>
-      </w:r>
-      <w:r>
-        <w:rPr>
-          <w:rStyle w:val="NormalTok"/>
-        </w:rPr>
-        <w:t xml:space="preserve"> </w:t>
-      </w:r>
-      <w:r>
-        <w:rPr>
-          <w:rStyle w:val="FloatTok"/>
-        </w:rPr>
-        <w:t>7.5</w:t>
-      </w:r>
-      <w:r>
-        <w:rPr>
-          <w:rStyle w:val="NormalTok"/>
-        </w:rPr>
-        <w:t xml:space="preserve">, </w:t>
-      </w:r>
-      <w:r>
-        <w:rPr>
-          <w:rStyle w:val="AttributeTok"/>
-        </w:rPr>
-        <w:t>top =</w:t>
-      </w:r>
-      <w:r>
-        <w:rPr>
-          <w:rStyle w:val="NormalTok"/>
-        </w:rPr>
-        <w:t xml:space="preserve"> </w:t>
-      </w:r>
-      <w:r>
-        <w:rPr>
-          <w:rStyle w:val="DecValTok"/>
-        </w:rPr>
-        <w:t>48</w:t>
-      </w:r>
-      <w:r>
-        <w:rPr>
-          <w:rStyle w:val="NormalTok"/>
-        </w:rPr>
-        <w:t>)</w:t>
-      </w:r>
-      <w:r>
-        <w:br/>
-      </w:r>
-      <w:r>
-        <w:br/>
-      </w:r>
-      <w:r>
-        <w:lastRenderedPageBreak/>
-        <w:br/>
-      </w:r>
-      <w:r>
-        <w:rPr>
-          <w:rStyle w:val="CommentTok"/>
-        </w:rPr>
-        <w:t xml:space="preserve"># 3. </w:t>
-      </w:r>
-      <w:r>
-        <w:rPr>
-          <w:rStyle w:val="CommentTok"/>
-        </w:rPr>
-        <w:t>构建并执行</w:t>
-      </w:r>
-      <w:r>
-        <w:rPr>
-          <w:rStyle w:val="CommentTok"/>
-        </w:rPr>
-        <w:t xml:space="preserve"> OSM </w:t>
-      </w:r>
-      <w:r>
-        <w:rPr>
-          <w:rStyle w:val="CommentTok"/>
-        </w:rPr>
-        <w:t>查询</w:t>
-      </w:r>
-      <w:r>
-        <w:br/>
-      </w:r>
-      <w:r>
-        <w:rPr>
-          <w:rStyle w:val="NormalTok"/>
-        </w:rPr>
-        <w:t xml:space="preserve">doubs_query </w:t>
-      </w:r>
-      <w:r>
-        <w:rPr>
-          <w:rStyle w:val="OtherTok"/>
-        </w:rPr>
-        <w:t>&lt;-</w:t>
-      </w:r>
-      <w:r>
-        <w:rPr>
-          <w:rStyle w:val="NormalTok"/>
-        </w:rPr>
-        <w:t xml:space="preserve"> </w:t>
-      </w:r>
-      <w:r>
-        <w:rPr>
-          <w:rStyle w:val="FunctionTok"/>
-        </w:rPr>
-        <w:t>opq</w:t>
-      </w:r>
-      <w:r>
-        <w:rPr>
-          <w:rStyle w:val="NormalTok"/>
-        </w:rPr>
-        <w:t>(</w:t>
-      </w:r>
-      <w:r>
-        <w:rPr>
-          <w:rStyle w:val="AttributeTok"/>
-        </w:rPr>
-        <w:t>bbox =</w:t>
-      </w:r>
-      <w:r>
-        <w:rPr>
-          <w:rStyle w:val="NormalTok"/>
-        </w:rPr>
-        <w:t xml:space="preserve"> bbox, </w:t>
-      </w:r>
-      <w:r>
-        <w:rPr>
-          <w:rStyle w:val="AttributeTok"/>
-        </w:rPr>
-        <w:t>timeout =</w:t>
-      </w:r>
-      <w:r>
-        <w:rPr>
-          <w:rStyle w:val="NormalTok"/>
-        </w:rPr>
-        <w:t xml:space="preserve"> </w:t>
-      </w:r>
-      <w:r>
-        <w:rPr>
-          <w:rStyle w:val="DecValTok"/>
-        </w:rPr>
-        <w:t>60</w:t>
-      </w:r>
-      <w:r>
-        <w:rPr>
-          <w:rStyle w:val="NormalTok"/>
-        </w:rPr>
-        <w:t xml:space="preserve">) </w:t>
-      </w:r>
-      <w:r>
-        <w:rPr>
-          <w:rStyle w:val="SpecialCharTok"/>
-        </w:rPr>
-        <w:t>|&gt;</w:t>
-      </w:r>
-      <w:r>
-        <w:br/>
-      </w:r>
-      <w:r>
-        <w:rPr>
-          <w:rStyle w:val="NormalTok"/>
-        </w:rPr>
-        <w:t xml:space="preserve">  </w:t>
-      </w:r>
-      <w:r>
-        <w:rPr>
-          <w:rStyle w:val="FunctionTok"/>
-        </w:rPr>
-        <w:t>add_osm_feature</w:t>
-      </w:r>
-      <w:r>
-        <w:rPr>
-          <w:rStyle w:val="NormalTok"/>
-        </w:rPr>
-        <w:t>(</w:t>
-      </w:r>
-      <w:r>
-        <w:rPr>
-          <w:rStyle w:val="AttributeTok"/>
-        </w:rPr>
-        <w:t>key =</w:t>
-      </w:r>
-      <w:r>
-        <w:rPr>
-          <w:rStyle w:val="NormalTok"/>
-        </w:rPr>
-        <w:t xml:space="preserve"> </w:t>
-      </w:r>
-      <w:r>
-        <w:rPr>
-          <w:rStyle w:val="StringTok"/>
-        </w:rPr>
-        <w:t>"waterway"</w:t>
-      </w:r>
-      <w:r>
-        <w:rPr>
-          <w:rStyle w:val="NormalTok"/>
-        </w:rPr>
-        <w:t xml:space="preserve">, </w:t>
-      </w:r>
-      <w:r>
-        <w:rPr>
-          <w:rStyle w:val="AttributeTok"/>
-        </w:rPr>
-        <w:t>value =</w:t>
-      </w:r>
-      <w:r>
-        <w:rPr>
-          <w:rStyle w:val="NormalTok"/>
-        </w:rPr>
-        <w:t xml:space="preserve"> </w:t>
-      </w:r>
-      <w:r>
-        <w:rPr>
-          <w:rStyle w:val="StringTok"/>
-        </w:rPr>
-        <w:t>"river"</w:t>
-      </w:r>
-      <w:r>
-        <w:rPr>
-          <w:rStyle w:val="NormalTok"/>
-        </w:rPr>
-        <w:t xml:space="preserve">) </w:t>
-      </w:r>
-      <w:r>
-        <w:rPr>
-          <w:rStyle w:val="SpecialCharTok"/>
-        </w:rPr>
-        <w:t>|&gt;</w:t>
-      </w:r>
-      <w:r>
-        <w:br/>
-      </w:r>
-      <w:r>
-        <w:rPr>
-          <w:rStyle w:val="NormalTok"/>
-        </w:rPr>
-        <w:t xml:space="preserve">  </w:t>
-      </w:r>
-      <w:r>
-        <w:rPr>
-          <w:rStyle w:val="FunctionTok"/>
-        </w:rPr>
-        <w:t>add_osm_feature</w:t>
-      </w:r>
-      <w:r>
-        <w:rPr>
-          <w:rStyle w:val="NormalTok"/>
-        </w:rPr>
-        <w:t>(</w:t>
-      </w:r>
-      <w:r>
-        <w:rPr>
-          <w:rStyle w:val="AttributeTok"/>
-        </w:rPr>
-        <w:t>key =</w:t>
-      </w:r>
-      <w:r>
-        <w:rPr>
-          <w:rStyle w:val="NormalTok"/>
-        </w:rPr>
-        <w:t xml:space="preserve"> </w:t>
-      </w:r>
-      <w:r>
-        <w:rPr>
-          <w:rStyle w:val="StringTok"/>
-        </w:rPr>
-        <w:t>"name"</w:t>
-      </w:r>
-      <w:r>
-        <w:rPr>
-          <w:rStyle w:val="NormalTok"/>
-        </w:rPr>
-        <w:t xml:space="preserve">, </w:t>
-      </w:r>
-      <w:r>
-        <w:rPr>
-          <w:rStyle w:val="AttributeTok"/>
-        </w:rPr>
-        <w:t>value =</w:t>
-      </w:r>
-      <w:r>
-        <w:rPr>
-          <w:rStyle w:val="NormalTok"/>
-        </w:rPr>
-        <w:t xml:space="preserve"> </w:t>
-      </w:r>
-      <w:r>
-        <w:rPr>
-          <w:rStyle w:val="StringTok"/>
-        </w:rPr>
-        <w:t>"Le Doubs"</w:t>
-      </w:r>
-      <w:r>
-        <w:rPr>
-          <w:rStyle w:val="NormalTok"/>
-        </w:rPr>
-        <w:t xml:space="preserve">) </w:t>
-      </w:r>
-      <w:r>
-        <w:rPr>
-          <w:rStyle w:val="SpecialCharTok"/>
-        </w:rPr>
-        <w:t>|&gt;</w:t>
-      </w:r>
-      <w:r>
-        <w:br/>
-      </w:r>
-      <w:r>
-        <w:rPr>
-          <w:rStyle w:val="NormalTok"/>
-        </w:rPr>
-        <w:t xml:space="preserve">  </w:t>
-      </w:r>
-      <w:r>
-        <w:rPr>
-          <w:rStyle w:val="FunctionTok"/>
-        </w:rPr>
-        <w:t>osmdata_sf</w:t>
-      </w:r>
-      <w:r>
-        <w:rPr>
-          <w:rStyle w:val="NormalTok"/>
-        </w:rPr>
-        <w:t>()</w:t>
-      </w:r>
-      <w:r>
-        <w:br/>
-      </w:r>
-      <w:r>
-        <w:br/>
-      </w:r>
-      <w:r>
-        <w:br/>
-      </w:r>
-      <w:r>
-        <w:rPr>
-          <w:rStyle w:val="CommentTok"/>
-        </w:rPr>
-        <w:t xml:space="preserve"># 4. </w:t>
-      </w:r>
-      <w:r>
-        <w:rPr>
-          <w:rStyle w:val="CommentTok"/>
-        </w:rPr>
-        <w:t>数据合并与清洗</w:t>
-      </w:r>
-      <w:r>
-        <w:br/>
-      </w:r>
-      <w:r>
-        <w:rPr>
-          <w:rStyle w:val="CommentTok"/>
-        </w:rPr>
-        <w:t xml:space="preserve"># OSM </w:t>
-      </w:r>
-      <w:r>
-        <w:rPr>
-          <w:rStyle w:val="CommentTok"/>
-        </w:rPr>
-        <w:t>的河流数据通常分散在</w:t>
-      </w:r>
-      <w:r>
-        <w:rPr>
-          <w:rStyle w:val="CommentTok"/>
-        </w:rPr>
-        <w:t xml:space="preserve"> lines</w:t>
-      </w:r>
-      <w:r>
-        <w:rPr>
-          <w:rStyle w:val="CommentTok"/>
-        </w:rPr>
-        <w:t>（普通线段）和</w:t>
-      </w:r>
-      <w:r>
-        <w:rPr>
-          <w:rStyle w:val="CommentTok"/>
-        </w:rPr>
-        <w:t xml:space="preserve"> multilines</w:t>
-      </w:r>
-      <w:r>
-        <w:rPr>
-          <w:rStyle w:val="CommentTok"/>
-        </w:rPr>
-        <w:t>（多线段）中</w:t>
-      </w:r>
-      <w:r>
-        <w:rPr>
-          <w:rStyle w:val="CommentTok"/>
-        </w:rPr>
-        <w:t>,</w:t>
-      </w:r>
-      <w:r>
-        <w:rPr>
-          <w:rStyle w:val="CommentTok"/>
-        </w:rPr>
-        <w:t>将它们统一转为</w:t>
-      </w:r>
-      <w:r>
-        <w:rPr>
-          <w:rStyle w:val="CommentTok"/>
-        </w:rPr>
-        <w:t xml:space="preserve"> MULTILINESTRING </w:t>
-      </w:r>
-      <w:r>
-        <w:rPr>
-          <w:rStyle w:val="CommentTok"/>
-        </w:rPr>
-        <w:t>格式并合并</w:t>
-      </w:r>
-      <w:r>
-        <w:br/>
-      </w:r>
-      <w:r>
-        <w:rPr>
-          <w:rStyle w:val="NormalTok"/>
-        </w:rPr>
-        <w:t xml:space="preserve">river_sf </w:t>
-      </w:r>
-      <w:r>
-        <w:rPr>
-          <w:rStyle w:val="OtherTok"/>
-        </w:rPr>
-        <w:t>&lt;-</w:t>
-      </w:r>
-      <w:r>
-        <w:rPr>
-          <w:rStyle w:val="NormalTok"/>
-        </w:rPr>
-        <w:t xml:space="preserve"> dplyr</w:t>
-      </w:r>
-      <w:r>
-        <w:rPr>
-          <w:rStyle w:val="SpecialCharTok"/>
-        </w:rPr>
-        <w:t>::</w:t>
-      </w:r>
-      <w:r>
-        <w:rPr>
-          <w:rStyle w:val="FunctionTok"/>
-        </w:rPr>
-        <w:t>bi</w:t>
-      </w:r>
-      <w:r>
-        <w:rPr>
-          <w:rStyle w:val="FunctionTok"/>
-        </w:rPr>
-        <w:t>nd_rows</w:t>
-      </w:r>
-      <w:r>
-        <w:rPr>
-          <w:rStyle w:val="NormalTok"/>
-        </w:rPr>
-        <w:t>(</w:t>
-      </w:r>
-      <w:r>
-        <w:br/>
-      </w:r>
-      <w:r>
-        <w:rPr>
-          <w:rStyle w:val="NormalTok"/>
-        </w:rPr>
-        <w:t xml:space="preserve">  sf</w:t>
-      </w:r>
-      <w:r>
-        <w:rPr>
-          <w:rStyle w:val="SpecialCharTok"/>
-        </w:rPr>
-        <w:t>::</w:t>
-      </w:r>
-      <w:r>
-        <w:rPr>
-          <w:rStyle w:val="FunctionTok"/>
-        </w:rPr>
-        <w:t>st_cast</w:t>
-      </w:r>
-      <w:r>
-        <w:rPr>
-          <w:rStyle w:val="NormalTok"/>
-        </w:rPr>
-        <w:t>(doubs_query</w:t>
-      </w:r>
-      <w:r>
-        <w:rPr>
-          <w:rStyle w:val="SpecialCharTok"/>
-        </w:rPr>
-        <w:t>$</w:t>
-      </w:r>
-      <w:r>
-        <w:rPr>
-          <w:rStyle w:val="NormalTok"/>
-        </w:rPr>
-        <w:t xml:space="preserve">osm_lines, </w:t>
-      </w:r>
-      <w:r>
-        <w:rPr>
-          <w:rStyle w:val="StringTok"/>
-        </w:rPr>
-        <w:t>"MULTILINESTRING"</w:t>
-      </w:r>
-      <w:r>
-        <w:rPr>
-          <w:rStyle w:val="NormalTok"/>
-        </w:rPr>
-        <w:t xml:space="preserve">), </w:t>
-      </w:r>
-      <w:r>
-        <w:br/>
-      </w:r>
-      <w:r>
-        <w:rPr>
-          <w:rStyle w:val="NormalTok"/>
-        </w:rPr>
-        <w:t xml:space="preserve">  doubs_query</w:t>
-      </w:r>
-      <w:r>
-        <w:rPr>
-          <w:rStyle w:val="SpecialCharTok"/>
-        </w:rPr>
-        <w:t>$</w:t>
-      </w:r>
-      <w:r>
-        <w:rPr>
-          <w:rStyle w:val="NormalTok"/>
-        </w:rPr>
-        <w:t>osm_multilines</w:t>
-      </w:r>
-      <w:r>
-        <w:br/>
-      </w:r>
-      <w:r>
-        <w:rPr>
-          <w:rStyle w:val="NormalTok"/>
-        </w:rPr>
-        <w:t xml:space="preserve">) </w:t>
-      </w:r>
-      <w:r>
-        <w:rPr>
-          <w:rStyle w:val="SpecialCharTok"/>
-        </w:rPr>
-        <w:t>|&gt;</w:t>
-      </w:r>
-      <w:r>
-        <w:br/>
-      </w:r>
-      <w:r>
-        <w:rPr>
-          <w:rStyle w:val="NormalTok"/>
-        </w:rPr>
-        <w:t xml:space="preserve">  </w:t>
-      </w:r>
-      <w:r>
-        <w:rPr>
-          <w:rStyle w:val="FunctionTok"/>
-        </w:rPr>
-        <w:t>select</w:t>
-      </w:r>
-      <w:r>
-        <w:rPr>
-          <w:rStyle w:val="NormalTok"/>
-        </w:rPr>
-        <w:t>(name, osm_id, role)</w:t>
-      </w:r>
-      <w:r>
-        <w:br/>
-      </w:r>
-      <w:r>
-        <w:br/>
-      </w:r>
-      <w:r>
-        <w:br/>
-      </w:r>
-      <w:r>
-        <w:rPr>
-          <w:rStyle w:val="CommentTok"/>
-        </w:rPr>
-        <w:t xml:space="preserve"># </w:t>
-      </w:r>
-      <w:r>
-        <w:rPr>
-          <w:rStyle w:val="CommentTok"/>
-        </w:rPr>
-        <w:t>过滤不需要的记录，并确保几何对象拓扑有效</w:t>
-      </w:r>
-      <w:r>
-        <w:br/>
-      </w:r>
-      <w:r>
-        <w:rPr>
-          <w:rStyle w:val="NormalTok"/>
-        </w:rPr>
-        <w:t xml:space="preserve">river_sf_clean </w:t>
-      </w:r>
-      <w:r>
-        <w:rPr>
-          <w:rStyle w:val="OtherTok"/>
-        </w:rPr>
-        <w:t>&lt;-</w:t>
-      </w:r>
-      <w:r>
-        <w:rPr>
-          <w:rStyle w:val="NormalTok"/>
-        </w:rPr>
-        <w:t xml:space="preserve"> river_sf </w:t>
-      </w:r>
-      <w:r>
-        <w:rPr>
-          <w:rStyle w:val="SpecialCharTok"/>
-        </w:rPr>
-        <w:t>|&gt;</w:t>
-      </w:r>
-      <w:r>
-        <w:br/>
-      </w:r>
-      <w:r>
-        <w:rPr>
-          <w:rStyle w:val="NormalTok"/>
-        </w:rPr>
-        <w:t xml:space="preserve">  </w:t>
-      </w:r>
-      <w:r>
-        <w:rPr>
-          <w:rStyle w:val="FunctionTok"/>
-        </w:rPr>
-        <w:t>filter</w:t>
-      </w:r>
-      <w:r>
-        <w:rPr>
-          <w:rStyle w:val="NormalTok"/>
-        </w:rPr>
-        <w:t>(</w:t>
-      </w:r>
-      <w:r>
-        <w:rPr>
-          <w:rStyle w:val="SpecialCharTok"/>
-        </w:rPr>
-        <w:t>!</w:t>
-      </w:r>
-      <w:r>
-        <w:rPr>
-          <w:rStyle w:val="FunctionTok"/>
-        </w:rPr>
-        <w:t>is.na</w:t>
-      </w:r>
-      <w:r>
-        <w:rPr>
-          <w:rStyle w:val="NormalTok"/>
-        </w:rPr>
-        <w:t xml:space="preserve">(role)) </w:t>
-      </w:r>
-      <w:r>
-        <w:rPr>
-          <w:rStyle w:val="SpecialCharTok"/>
-        </w:rPr>
-        <w:t>|&gt;</w:t>
-      </w:r>
-      <w:r>
-        <w:rPr>
-          <w:rStyle w:val="NormalTok"/>
-        </w:rPr>
-        <w:t xml:space="preserve">              </w:t>
-      </w:r>
-      <w:r>
-        <w:rPr>
-          <w:rStyle w:val="CommentTok"/>
-        </w:rPr>
-        <w:t xml:space="preserve"># </w:t>
-      </w:r>
-      <w:r>
-        <w:rPr>
-          <w:rStyle w:val="CommentTok"/>
-        </w:rPr>
-        <w:t>删除</w:t>
-      </w:r>
-      <w:r>
-        <w:rPr>
-          <w:rStyle w:val="CommentTok"/>
-        </w:rPr>
-        <w:t xml:space="preserve"> role </w:t>
-      </w:r>
-      <w:r>
-        <w:rPr>
-          <w:rStyle w:val="CommentTok"/>
-        </w:rPr>
-        <w:t>为</w:t>
-      </w:r>
-      <w:r>
-        <w:rPr>
-          <w:rStyle w:val="CommentTok"/>
-        </w:rPr>
-        <w:t xml:space="preserve"> NA </w:t>
-      </w:r>
-      <w:r>
-        <w:rPr>
-          <w:rStyle w:val="CommentTok"/>
-        </w:rPr>
-        <w:t>的无效或辅助记录</w:t>
-      </w:r>
-      <w:r>
-        <w:br/>
-      </w:r>
-      <w:r>
-        <w:rPr>
-          <w:rStyle w:val="NormalTok"/>
-        </w:rPr>
-        <w:t xml:space="preserve">  </w:t>
-      </w:r>
-      <w:r>
-        <w:rPr>
-          <w:rStyle w:val="FunctionTok"/>
-        </w:rPr>
-        <w:t>rename</w:t>
-      </w:r>
-      <w:r>
-        <w:rPr>
-          <w:rStyle w:val="NormalTok"/>
-        </w:rPr>
-        <w:t>(</w:t>
-      </w:r>
-      <w:r>
-        <w:rPr>
-          <w:rStyle w:val="AttributeTok"/>
-        </w:rPr>
-        <w:t>doubs_type =</w:t>
-      </w:r>
-      <w:r>
-        <w:rPr>
-          <w:rStyle w:val="NormalTok"/>
-        </w:rPr>
-        <w:t xml:space="preserve"> role) </w:t>
-      </w:r>
-      <w:r>
-        <w:rPr>
-          <w:rStyle w:val="SpecialCharTok"/>
-        </w:rPr>
-        <w:t>|&gt;</w:t>
-      </w:r>
-      <w:r>
-        <w:rPr>
-          <w:rStyle w:val="NormalTok"/>
-        </w:rPr>
-        <w:t xml:space="preserve">         </w:t>
-      </w:r>
-      <w:r>
-        <w:rPr>
-          <w:rStyle w:val="CommentTok"/>
-        </w:rPr>
-        <w:t xml:space="preserve"># </w:t>
-      </w:r>
-      <w:r>
-        <w:rPr>
-          <w:rStyle w:val="CommentTok"/>
-        </w:rPr>
-        <w:t>重命名列以提高可读性</w:t>
-      </w:r>
-      <w:r>
-        <w:br/>
-      </w:r>
-      <w:r>
-        <w:rPr>
-          <w:rStyle w:val="NormalTok"/>
-        </w:rPr>
-        <w:t xml:space="preserve">  </w:t>
-      </w:r>
-      <w:r>
-        <w:rPr>
-          <w:rStyle w:val="FunctionTok"/>
-        </w:rPr>
-        <w:t>st_make_valid</w:t>
-      </w:r>
-      <w:r>
-        <w:rPr>
-          <w:rStyle w:val="NormalTok"/>
-        </w:rPr>
-        <w:t xml:space="preserve">()                      </w:t>
-      </w:r>
-      <w:r>
-        <w:rPr>
-          <w:rStyle w:val="CommentTok"/>
-        </w:rPr>
-        <w:t xml:space="preserve"># </w:t>
-      </w:r>
-      <w:r>
-        <w:rPr>
-          <w:rStyle w:val="CommentTok"/>
-        </w:rPr>
-        <w:t>修复可能存在的几何拓扑错误</w:t>
-      </w:r>
-      <w:r>
-        <w:br/>
-      </w:r>
-      <w:r>
-        <w:br/>
-      </w:r>
-      <w:r>
-        <w:br/>
-      </w:r>
-      <w:r>
-        <w:rPr>
-          <w:rStyle w:val="CommentTok"/>
-        </w:rPr>
-        <w:t xml:space="preserve"># </w:t>
-      </w:r>
-      <w:r>
-        <w:rPr>
-          <w:rStyle w:val="CommentTok"/>
-        </w:rPr>
-        <w:t>查看清洗后的数据类型</w:t>
-      </w:r>
-      <w:r>
-        <w:br/>
-      </w:r>
-      <w:r>
-        <w:rPr>
-          <w:rStyle w:val="FunctionTok"/>
-        </w:rPr>
-        <w:t>print</w:t>
-      </w:r>
-      <w:r>
-        <w:rPr>
-          <w:rStyle w:val="NormalTok"/>
-        </w:rPr>
-        <w:t>(</w:t>
-      </w:r>
-      <w:r>
-        <w:rPr>
-          <w:rStyle w:val="FunctionTok"/>
-        </w:rPr>
-        <w:t>unique</w:t>
-      </w:r>
-      <w:r>
-        <w:rPr>
-          <w:rStyle w:val="NormalTok"/>
-        </w:rPr>
-        <w:t>(river_sf_clean</w:t>
-      </w:r>
-      <w:r>
-        <w:rPr>
-          <w:rStyle w:val="SpecialCharTok"/>
-        </w:rPr>
-        <w:t>$</w:t>
-      </w:r>
-      <w:r>
-        <w:rPr>
-          <w:rStyle w:val="NormalTok"/>
-        </w:rPr>
-        <w:t>doubs_type))</w:t>
-      </w:r>
-    </w:p>
-    <w:p>
-      <w:pPr>
-        <w:pStyle w:val="SourceCode"/>
-      </w:pPr>
-      <w:r>
-        <w:rPr>
-          <w:rStyle w:val="VerbatimChar"/>
-        </w:rPr>
-        <w:t>## [1] "main_stream" "side_stream"</w:t>
-      </w:r>
-    </w:p>
-    <w:p>
-      <w:pPr>
-        <w:pStyle w:val="SourceCode"/>
-        <w:rPr>
-          <w:rFonts w:ascii="Consolas" w:hAnsi="Consolas" w:hint="eastAsia"/>
+        <w:rPr>
+          <w:rFonts w:ascii="Consolas" w:hAnsi="Consolas"/>
           <w:sz w:val="22"/>
           <w:shd w:val="clear" w:color="auto" w:fill="F8F8F8"/>
         </w:rPr>
@@ -2603,39 +2800,104 @@
         <w:rPr>
           <w:rStyle w:val="CommentTok"/>
         </w:rPr>
-        <w:t>快速预览清洗后的河流。但为了正常显示交互</w:t>
+        <w:t>快速预览清洗后的河流。但为了正常显示交互式内容需要保存为</w:t>
       </w:r>
       <w:r>
         <w:rPr>
           <w:rStyle w:val="CommentTok"/>
         </w:rPr>
-        <w:t>式内容需要保存为</w:t>
+        <w:t>html</w:t>
       </w:r>
       <w:r>
         <w:rPr>
           <w:rStyle w:val="CommentTok"/>
         </w:rPr>
-        <w:t>html</w:t>
+        <w:t>。</w:t>
+      </w:r>
+      <w:r>
+        <w:br/>
       </w:r>
       <w:r>
         <w:rPr>
           <w:rStyle w:val="CommentTok"/>
         </w:rPr>
-        <w:t>。</w:t>
+        <w:t># mapview(river_sf_clean, color = "blue", lwd = 3)</w:t>
       </w:r>
       <w:r>
         <w:br/>
       </w:r>
       <w:r>
+        <w:br/>
+      </w:r>
+      <w:r>
+        <w:br/>
+      </w:r>
+      <w:r>
         <w:rPr>
           <w:rStyle w:val="CommentTok"/>
         </w:rPr>
-        <w:t># mapview(river_sf_clean, color = "blue", lwd = 3)</w:t>
+        <w:t xml:space="preserve"># 5. </w:t>
+      </w:r>
+      <w:r>
+        <w:rPr>
+          <w:rStyle w:val="CommentTok"/>
+        </w:rPr>
+        <w:t>导出为</w:t>
+      </w:r>
+      <w:r>
+        <w:rPr>
+          <w:rStyle w:val="CommentTok"/>
+        </w:rPr>
+        <w:t xml:space="preserve"> GeoJSON </w:t>
+      </w:r>
+      <w:r>
+        <w:rPr>
+          <w:rStyle w:val="CommentTok"/>
+        </w:rPr>
+        <w:t>格式</w:t>
       </w:r>
       <w:r>
         <w:br/>
       </w:r>
       <w:r>
+        <w:rPr>
+          <w:rStyle w:val="NormalTok"/>
+        </w:rPr>
+        <w:t xml:space="preserve">output_file </w:t>
+      </w:r>
+      <w:r>
+        <w:rPr>
+          <w:rStyle w:val="OtherTok"/>
+        </w:rPr>
+        <w:t>&lt;-</w:t>
+      </w:r>
+      <w:r>
+        <w:rPr>
+          <w:rStyle w:val="NormalTok"/>
+        </w:rPr>
+        <w:t xml:space="preserve"> </w:t>
+      </w:r>
+      <w:r>
+        <w:rPr>
+          <w:rStyle w:val="StringTok"/>
+        </w:rPr>
+        <w:t>"doubs_</w:t>
+      </w:r>
+      <w:proofErr w:type="gramStart"/>
+      <w:r>
+        <w:rPr>
+          <w:rStyle w:val="StringTok"/>
+        </w:rPr>
+        <w:t>river.geojson</w:t>
+      </w:r>
+      <w:proofErr w:type="gramEnd"/>
+      <w:r>
+        <w:rPr>
+          <w:rStyle w:val="StringTok"/>
+        </w:rPr>
+        <w:t>"</w:t>
+      </w:r>
+      <w:r>
         <w:br/>
       </w:r>
       <w:r>
@@ -2643,203 +2905,126 @@
       </w:r>
       <w:r>
         <w:rPr>
+          <w:rStyle w:val="FunctionTok"/>
+        </w:rPr>
+        <w:t>st_write</w:t>
+      </w:r>
+      <w:r>
+        <w:rPr>
+          <w:rStyle w:val="NormalTok"/>
+        </w:rPr>
+        <w:t>(</w:t>
+      </w:r>
+      <w:r>
+        <w:rPr>
+          <w:rStyle w:val="AttributeTok"/>
+        </w:rPr>
+        <w:t>obj =</w:t>
+      </w:r>
+      <w:r>
+        <w:rPr>
+          <w:rStyle w:val="NormalTok"/>
+        </w:rPr>
+        <w:t xml:space="preserve"> river_sf_clean, </w:t>
+      </w:r>
+      <w:r>
+        <w:br/>
+      </w:r>
+      <w:r>
+        <w:rPr>
+          <w:rStyle w:val="NormalTok"/>
+        </w:rPr>
+        <w:t xml:space="preserve">         </w:t>
+      </w:r>
+      <w:r>
+        <w:rPr>
+          <w:rStyle w:val="AttributeTok"/>
+        </w:rPr>
+        <w:t>dsn =</w:t>
+      </w:r>
+      <w:r>
+        <w:rPr>
+          <w:rStyle w:val="NormalTok"/>
+        </w:rPr>
+        <w:t xml:space="preserve"> output_file, </w:t>
+      </w:r>
+      <w:r>
+        <w:br/>
+      </w:r>
+      <w:r>
+        <w:rPr>
+          <w:rStyle w:val="NormalTok"/>
+        </w:rPr>
+        <w:t xml:space="preserve">         </w:t>
+      </w:r>
+      <w:r>
+        <w:rPr>
+          <w:rStyle w:val="AttributeTok"/>
+        </w:rPr>
+        <w:t>driver =</w:t>
+      </w:r>
+      <w:r>
+        <w:rPr>
+          <w:rStyle w:val="NormalTok"/>
+        </w:rPr>
+        <w:t xml:space="preserve"> </w:t>
+      </w:r>
+      <w:r>
+        <w:rPr>
+          <w:rStyle w:val="StringTok"/>
+        </w:rPr>
+        <w:t>"GeoJSON"</w:t>
+      </w:r>
+      <w:r>
+        <w:rPr>
+          <w:rStyle w:val="NormalTok"/>
+        </w:rPr>
+        <w:t xml:space="preserve">, </w:t>
+      </w:r>
+      <w:r>
+        <w:br/>
+      </w:r>
+      <w:r>
+        <w:rPr>
+          <w:rStyle w:val="NormalTok"/>
+        </w:rPr>
+        <w:t xml:space="preserve">         </w:t>
+      </w:r>
+      <w:r>
+        <w:rPr>
+          <w:rStyle w:val="AttributeTok"/>
+        </w:rPr>
+        <w:t>delete_dsn =</w:t>
+      </w:r>
+      <w:r>
+        <w:rPr>
+          <w:rStyle w:val="NormalTok"/>
+        </w:rPr>
+        <w:t xml:space="preserve"> </w:t>
+      </w:r>
+      <w:r>
+        <w:rPr>
+          <w:rStyle w:val="ConstantTok"/>
+        </w:rPr>
+        <w:t>TRUE</w:t>
+      </w:r>
+      <w:r>
+        <w:rPr>
+          <w:rStyle w:val="NormalTok"/>
+        </w:rPr>
+        <w:t xml:space="preserve">,   </w:t>
+      </w:r>
+      <w:r>
+        <w:rPr>
           <w:rStyle w:val="CommentTok"/>
         </w:rPr>
-        <w:t xml:space="preserve"># 5. </w:t>
+        <w:t xml:space="preserve"># </w:t>
       </w:r>
       <w:r>
         <w:rPr>
           <w:rStyle w:val="CommentTok"/>
         </w:rPr>
-        <w:t>导出为</w:t>
-      </w:r>
-      <w:r>
-        <w:rPr>
-          <w:rStyle w:val="CommentTok"/>
-        </w:rPr>
-        <w:t xml:space="preserve"> GeoJSON </w:t>
-      </w:r>
-      <w:r>
-        <w:rPr>
-          <w:rStyle w:val="CommentTok"/>
-        </w:rPr>
-        <w:t>格式</w:t>
-      </w:r>
-      <w:r>
-        <w:br/>
-      </w:r>
-      <w:r>
-        <w:rPr>
-          <w:rStyle w:val="NormalTok"/>
-        </w:rPr>
-        <w:t xml:space="preserve">output_file </w:t>
-      </w:r>
-      <w:r>
-        <w:rPr>
-          <w:rStyle w:val="OtherTok"/>
-        </w:rPr>
-        <w:t>&lt;-</w:t>
-      </w:r>
-      <w:r>
-        <w:rPr>
-          <w:rStyle w:val="NormalTok"/>
-        </w:rPr>
-        <w:t xml:space="preserve"> </w:t>
-      </w:r>
-      <w:r>
-        <w:rPr>
-          <w:rStyle w:val="StringTok"/>
-        </w:rPr>
-        <w:t>"doubs_</w:t>
-      </w:r>
-      <w:proofErr w:type="gramStart"/>
-      <w:r>
-        <w:rPr>
-          <w:rStyle w:val="StringTok"/>
-        </w:rPr>
-        <w:t>river.geojson</w:t>
-      </w:r>
-      <w:proofErr w:type="gramEnd"/>
-      <w:r>
-        <w:rPr>
-          <w:rStyle w:val="StringTok"/>
-        </w:rPr>
-        <w:t>"</w:t>
-      </w:r>
-      <w:r>
-        <w:br/>
-      </w:r>
-      <w:r>
-        <w:br/>
-      </w:r>
-      <w:r>
-        <w:rPr>
-          <w:rStyle w:val="FunctionTok"/>
-        </w:rPr>
-        <w:t>st_write</w:t>
-      </w:r>
-      <w:r>
-        <w:rPr>
-          <w:rStyle w:val="NormalTok"/>
-        </w:rPr>
-        <w:t>(</w:t>
-      </w:r>
-      <w:r>
-        <w:rPr>
-          <w:rStyle w:val="AttributeTok"/>
-        </w:rPr>
-        <w:t>obj =</w:t>
-      </w:r>
-      <w:r>
-        <w:rPr>
-          <w:rStyle w:val="NormalTok"/>
-        </w:rPr>
-        <w:t xml:space="preserve"> river_sf_clean, </w:t>
-      </w:r>
-      <w:r>
-        <w:br/>
-      </w:r>
-      <w:r>
-        <w:rPr>
-          <w:rStyle w:val="NormalTok"/>
-        </w:rPr>
-        <w:t xml:space="preserve">         </w:t>
-      </w:r>
-      <w:r>
-        <w:rPr>
-          <w:rStyle w:val="AttributeTok"/>
-        </w:rPr>
-        <w:t>dsn =</w:t>
-      </w:r>
-      <w:r>
-        <w:rPr>
-          <w:rStyle w:val="NormalTok"/>
-        </w:rPr>
-        <w:t xml:space="preserve"> output_file, </w:t>
-      </w:r>
-      <w:r>
-        <w:br/>
-      </w:r>
-      <w:r>
-        <w:rPr>
-          <w:rStyle w:val="NormalTok"/>
-        </w:rPr>
-        <w:t xml:space="preserve">         </w:t>
-      </w:r>
-      <w:r>
-        <w:rPr>
-          <w:rStyle w:val="AttributeTok"/>
-        </w:rPr>
-        <w:t>driver =</w:t>
-      </w:r>
-      <w:r>
-        <w:rPr>
-          <w:rStyle w:val="NormalTok"/>
-        </w:rPr>
-        <w:t xml:space="preserve"> </w:t>
-      </w:r>
-      <w:r>
-        <w:rPr>
-          <w:rStyle w:val="StringTok"/>
-        </w:rPr>
-        <w:t>"GeoJSON"</w:t>
-      </w:r>
-      <w:r>
-        <w:rPr>
-          <w:rStyle w:val="NormalTok"/>
-        </w:rPr>
-        <w:t xml:space="preserve">, </w:t>
-      </w:r>
-      <w:r>
-        <w:br/>
-      </w:r>
-      <w:r>
-        <w:rPr>
-          <w:rStyle w:val="NormalTok"/>
-        </w:rPr>
-        <w:t xml:space="preserve">         </w:t>
-      </w:r>
-      <w:r>
-        <w:rPr>
-          <w:rStyle w:val="AttributeTok"/>
-        </w:rPr>
-        <w:t>delete_dsn =</w:t>
-      </w:r>
-      <w:r>
-        <w:rPr>
-          <w:rStyle w:val="NormalTok"/>
-        </w:rPr>
-        <w:t xml:space="preserve"> </w:t>
-      </w:r>
-      <w:r>
-        <w:rPr>
-          <w:rStyle w:val="ConstantTok"/>
-        </w:rPr>
-        <w:t>TRUE</w:t>
-      </w:r>
-      <w:r>
-        <w:rPr>
-          <w:rStyle w:val="NormalTok"/>
-        </w:rPr>
-        <w:t xml:space="preserve">,   </w:t>
-      </w:r>
-      <w:r>
-        <w:rPr>
-          <w:rStyle w:val="CommentTok"/>
-        </w:rPr>
-        <w:t xml:space="preserve"># </w:t>
-      </w:r>
-      <w:r>
-        <w:rPr>
-          <w:rStyle w:val="CommentTok"/>
-        </w:rPr>
-        <w:t>如果目录下已经有</w:t>
-      </w:r>
-      <w:r>
-        <w:rPr>
-          <w:rStyle w:val="CommentTok"/>
-        </w:rPr>
-        <w:t>同名文件，它会先删除旧文件再写入，防止报错</w:t>
+        <w:t>如果目录下已经有同名文件，它会先删除旧文件再写入，防止报错</w:t>
       </w:r>
       <w:r>
         <w:br/>
@@ -2881,7 +3066,6 @@
       <w:pPr>
         <w:pStyle w:val="1"/>
         <w:rPr>
-          <w:rFonts w:hint="eastAsia"/>
           <w:lang w:eastAsia="zh-CN"/>
         </w:rPr>
       </w:pPr>
@@ -2909,7 +3093,7 @@
                     </pic:cNvPicPr>
                   </pic:nvPicPr>
                   <pic:blipFill>
-                    <a:blip r:embed="rId7">
+                    <a:blip r:embed="rId14">
                       <a:extLst>
                         <a:ext uri="{28A0092B-C50C-407E-A947-70E740481C1C}">
                           <a14:useLocalDpi xmlns:a14="http://schemas.microsoft.com/office/drawing/2010/main" val="0"/>
@@ -2945,7 +3129,6 @@
       <w:pPr>
         <w:pStyle w:val="1"/>
         <w:rPr>
-          <w:rFonts w:hint="eastAsia"/>
           <w:lang w:eastAsia="zh-CN"/>
         </w:rPr>
       </w:pPr>
@@ -2975,17 +3158,7 @@
           <w:color w:val="0F4761" w:themeColor="accent1" w:themeShade="BF"/>
           <w:lang w:eastAsia="zh-CN"/>
         </w:rPr>
-        <w:t>关</w:t>
-      </w:r>
-      <w:r>
-        <w:rPr>
-          <w:rFonts w:hint="eastAsia"/>
-          <w:b/>
-          <w:bCs/>
-          <w:color w:val="0F4761" w:themeColor="accent1" w:themeShade="BF"/>
-          <w:lang w:eastAsia="zh-CN"/>
-        </w:rPr>
-        <w:t>于生物群落数据的探索性分析，主要包括针对样地</w:t>
+        <w:t>关于生物群落数据的探索性分析，主要包括针对样地</w:t>
       </w:r>
       <w:r>
         <w:rPr>
@@ -3170,14 +3343,7 @@
           <w:rFonts w:hint="eastAsia"/>
           <w:lang w:eastAsia="zh-CN"/>
         </w:rPr>
-        <w:t>分析，其核心是比较不同样点之间群落组成的相似性或相异性，因此聚类分析主要是基于距离或相异度矩阵开展的，而不是主要基</w:t>
-      </w:r>
-      <w:r>
-        <w:rPr>
-          <w:rFonts w:hint="eastAsia"/>
-          <w:lang w:eastAsia="zh-CN"/>
-        </w:rPr>
-        <w:t>于协方差。相关系数有时也可以转换为相异性指标后用于聚类，但在群落生态学中，最常见的仍然是距离或相异度。</w:t>
+        <w:t>分析，其核心是比较不同样点之间群落组成的相似性或相异性，因此聚类分析主要是基于距离或相异度矩阵开展的，而不是主要基于协方差。相关系数有时也可以转换为相异性指标后用于聚类，但在群落生态学中，最常见的仍然是距离或相异度。</w:t>
       </w:r>
       <w:r>
         <w:rPr>
@@ -3260,11 +3426,19 @@
       <w:r>
         <w:t xml:space="preserve"> </w:t>
       </w:r>
-      <w:r>
-        <w:rPr>
-          <w:rFonts w:hint="eastAsia"/>
-        </w:rPr>
-        <w:t>距离应用尤其广泛，因为它更适合反映群落组成差异。</w:t>
+      <w:proofErr w:type="spellStart"/>
+      <w:r>
+        <w:rPr>
+          <w:rFonts w:hint="eastAsia"/>
+        </w:rPr>
+        <w:t>距离应用尤其广泛，因为它更适合反映群落组成差异</w:t>
+      </w:r>
+      <w:proofErr w:type="spellEnd"/>
+      <w:r>
+        <w:rPr>
+          <w:rFonts w:hint="eastAsia"/>
+        </w:rPr>
+        <w:t>。</w:t>
       </w:r>
     </w:p>
     <w:p>
@@ -3397,22 +3571,21 @@
       <w:pPr>
         <w:pStyle w:val="a0"/>
         <w:jc w:val="both"/>
-      </w:pPr>
-      <w:proofErr w:type="spellStart"/>
-      <w:r>
-        <w:rPr>
-          <w:rFonts w:hint="eastAsia"/>
-        </w:rPr>
-        <w:t>其中常用的连接方式有</w:t>
-      </w:r>
-      <w:proofErr w:type="spellEnd"/>
-      <w:r>
-        <w:rPr>
-          <w:rFonts w:hint="eastAsia"/>
-        </w:rPr>
-        <w:t>：</w:t>
-      </w:r>
-      <w:r>
+        <w:rPr>
+          <w:lang w:eastAsia="zh-CN"/>
+        </w:rPr>
+      </w:pPr>
+      <w:r>
+        <w:rPr>
+          <w:rFonts w:hint="eastAsia"/>
+          <w:lang w:eastAsia="zh-CN"/>
+        </w:rPr>
+        <w:t>其中常用的连接方式有：</w:t>
+      </w:r>
+      <w:r>
+        <w:rPr>
+          <w:lang w:eastAsia="zh-CN"/>
+        </w:rPr>
         <w:t xml:space="preserve"> </w:t>
       </w:r>
     </w:p>
@@ -3721,16 +3894,7 @@
           <w:bCs/>
           <w:lang w:eastAsia="zh-CN"/>
         </w:rPr>
-        <w:t>总体上</w:t>
-      </w:r>
-      <w:r>
-        <w:rPr>
-          <w:rFonts w:hint="eastAsia"/>
-          <w:b/>
-          <w:bCs/>
-          <w:lang w:eastAsia="zh-CN"/>
-        </w:rPr>
-        <w:t>，在群落数据分析中，层次聚类法使用最广泛。</w:t>
+        <w:t>总体上，在群落数据分析中，层次聚类法使用最广泛。</w:t>
       </w:r>
     </w:p>
     <w:p>
@@ -3738,7 +3902,6 @@
         <w:pStyle w:val="a0"/>
         <w:jc w:val="both"/>
         <w:rPr>
-          <w:rFonts w:hint="eastAsia"/>
           <w:b/>
           <w:bCs/>
           <w:lang w:eastAsia="zh-CN"/>
@@ -3801,7 +3964,6 @@
         <w:pStyle w:val="a0"/>
         <w:jc w:val="both"/>
         <w:rPr>
-          <w:rFonts w:hint="eastAsia"/>
           <w:b/>
           <w:bCs/>
           <w:color w:val="0F4761" w:themeColor="accent1" w:themeShade="BF"/>
@@ -3882,7 +4044,6 @@
         <w:pStyle w:val="a0"/>
         <w:jc w:val="both"/>
         <w:rPr>
-          <w:rFonts w:hint="eastAsia"/>
           <w:b/>
           <w:bCs/>
           <w:lang w:eastAsia="zh-CN"/>
@@ -3940,7 +4101,6 @@
         </w:numPr>
         <w:jc w:val="both"/>
         <w:rPr>
-          <w:rFonts w:hint="eastAsia"/>
           <w:lang w:eastAsia="zh-CN"/>
         </w:rPr>
       </w:pPr>
@@ -3969,7 +4129,6 @@
         </w:numPr>
         <w:jc w:val="both"/>
         <w:rPr>
-          <w:rFonts w:hint="eastAsia"/>
           <w:lang w:eastAsia="zh-CN"/>
         </w:rPr>
       </w:pPr>
@@ -4025,7 +4184,6 @@
       <w:pPr>
         <w:pStyle w:val="a0"/>
         <w:rPr>
-          <w:rFonts w:hint="eastAsia"/>
           <w:lang w:eastAsia="zh-CN"/>
         </w:rPr>
       </w:pPr>
@@ -4078,7 +4236,6 @@
           <w:numId w:val="12"/>
         </w:numPr>
         <w:rPr>
-          <w:rFonts w:hint="eastAsia"/>
           <w:lang w:eastAsia="zh-CN"/>
         </w:rPr>
       </w:pPr>
@@ -4107,7 +4264,6 @@
           <w:numId w:val="12"/>
         </w:numPr>
         <w:rPr>
-          <w:rFonts w:hint="eastAsia"/>
           <w:lang w:eastAsia="zh-CN"/>
         </w:rPr>
       </w:pPr>
@@ -4134,7 +4290,6 @@
           <w:numId w:val="12"/>
         </w:numPr>
         <w:rPr>
-          <w:rFonts w:hint="eastAsia"/>
           <w:lang w:eastAsia="zh-CN"/>
         </w:rPr>
       </w:pPr>
@@ -4270,7 +4425,6 @@
       <w:pPr>
         <w:pStyle w:val="a0"/>
         <w:rPr>
-          <w:rFonts w:hint="eastAsia"/>
           <w:b/>
           <w:bCs/>
           <w:lang w:eastAsia="zh-CN"/>
@@ -4294,7 +4448,6 @@
           <w:numId w:val="13"/>
         </w:numPr>
         <w:rPr>
-          <w:rFonts w:hint="eastAsia"/>
           <w:lang w:eastAsia="zh-CN"/>
         </w:rPr>
       </w:pPr>
@@ -4314,7 +4467,6 @@
           <w:numId w:val="13"/>
         </w:numPr>
         <w:rPr>
-          <w:rFonts w:hint="eastAsia"/>
           <w:lang w:eastAsia="zh-CN"/>
         </w:rPr>
       </w:pPr>
@@ -4338,7 +4490,6 @@
       <w:pPr>
         <w:pStyle w:val="a0"/>
         <w:rPr>
-          <w:rFonts w:hint="eastAsia"/>
           <w:b/>
           <w:bCs/>
           <w:lang w:eastAsia="zh-CN"/>
@@ -4418,7 +4569,6 @@
           <w:numId w:val="14"/>
         </w:numPr>
         <w:rPr>
-          <w:rFonts w:hint="eastAsia"/>
           <w:lang w:eastAsia="zh-CN"/>
         </w:rPr>
       </w:pPr>
@@ -4500,7 +4650,6 @@
           <w:numId w:val="14"/>
         </w:numPr>
         <w:rPr>
-          <w:rFonts w:hint="eastAsia"/>
           <w:lang w:eastAsia="zh-CN"/>
         </w:rPr>
       </w:pPr>
@@ -4582,7 +4731,6 @@
           <w:numId w:val="14"/>
         </w:numPr>
         <w:rPr>
-          <w:rFonts w:hint="eastAsia"/>
           <w:lang w:eastAsia="zh-CN"/>
         </w:rPr>
       </w:pPr>
@@ -4634,7 +4782,6 @@
       <w:pPr>
         <w:pStyle w:val="a0"/>
         <w:rPr>
-          <w:rFonts w:hint="eastAsia"/>
           <w:b/>
           <w:bCs/>
           <w:lang w:eastAsia="zh-CN"/>
@@ -4724,7 +4871,6 @@
         <w:pStyle w:val="a0"/>
         <w:jc w:val="both"/>
         <w:rPr>
-          <w:rFonts w:hint="eastAsia"/>
           <w:b/>
           <w:bCs/>
           <w:lang w:eastAsia="zh-CN"/>
@@ -5072,7 +5218,6 @@
         <w:pStyle w:val="a0"/>
         <w:jc w:val="both"/>
         <w:rPr>
-          <w:rFonts w:hint="eastAsia"/>
           <w:b/>
           <w:bCs/>
           <w:color w:val="0F4761" w:themeColor="accent1" w:themeShade="BF"/>
@@ -5199,7 +5344,6 @@
         <w:ind w:firstLineChars="200" w:firstLine="480"/>
         <w:jc w:val="both"/>
         <w:rPr>
-          <w:rFonts w:hint="eastAsia"/>
           <w:b/>
           <w:bCs/>
           <w:lang w:eastAsia="zh-CN"/>
@@ -5242,7 +5386,6 @@
         </w:numPr>
         <w:jc w:val="both"/>
         <w:rPr>
-          <w:rFonts w:hint="eastAsia"/>
           <w:lang w:eastAsia="zh-CN"/>
         </w:rPr>
       </w:pPr>
@@ -5263,7 +5406,6 @@
         </w:numPr>
         <w:jc w:val="both"/>
         <w:rPr>
-          <w:rFonts w:hint="eastAsia"/>
           <w:lang w:eastAsia="zh-CN"/>
         </w:rPr>
       </w:pPr>
@@ -5284,7 +5426,6 @@
         </w:numPr>
         <w:jc w:val="both"/>
         <w:rPr>
-          <w:rFonts w:hint="eastAsia"/>
           <w:lang w:eastAsia="zh-CN"/>
         </w:rPr>
       </w:pPr>
@@ -5305,7 +5446,6 @@
         </w:numPr>
         <w:jc w:val="both"/>
         <w:rPr>
-          <w:rFonts w:hint="eastAsia"/>
           <w:lang w:eastAsia="zh-CN"/>
         </w:rPr>
       </w:pPr>
@@ -5371,7 +5511,6 @@
         <w:pStyle w:val="a0"/>
         <w:jc w:val="both"/>
         <w:rPr>
-          <w:rFonts w:hint="eastAsia"/>
           <w:b/>
           <w:bCs/>
           <w:lang w:eastAsia="zh-CN"/>
@@ -5423,7 +5562,6 @@
         </w:numPr>
         <w:jc w:val="both"/>
         <w:rPr>
-          <w:rFonts w:hint="eastAsia"/>
           <w:lang w:eastAsia="zh-CN"/>
         </w:rPr>
       </w:pPr>
@@ -5471,7 +5609,6 @@
         <w:pStyle w:val="a0"/>
         <w:jc w:val="both"/>
         <w:rPr>
-          <w:rFonts w:hint="eastAsia"/>
           <w:b/>
           <w:bCs/>
           <w:lang w:eastAsia="zh-CN"/>
@@ -5512,7 +5649,6 @@
         </w:numPr>
         <w:jc w:val="both"/>
         <w:rPr>
-          <w:rFonts w:hint="eastAsia"/>
           <w:lang w:eastAsia="zh-CN"/>
         </w:rPr>
       </w:pPr>
@@ -5534,7 +5670,6 @@
         </w:numPr>
         <w:jc w:val="both"/>
         <w:rPr>
-          <w:rFonts w:hint="eastAsia"/>
           <w:lang w:eastAsia="zh-CN"/>
         </w:rPr>
       </w:pPr>
@@ -5562,7 +5697,6 @@
         </w:numPr>
         <w:jc w:val="both"/>
         <w:rPr>
-          <w:rFonts w:hint="eastAsia"/>
           <w:lang w:eastAsia="zh-CN"/>
         </w:rPr>
       </w:pPr>
@@ -5586,7 +5720,6 @@
       <w:pPr>
         <w:pStyle w:val="a0"/>
         <w:rPr>
-          <w:rFonts w:hint="eastAsia"/>
           <w:lang w:eastAsia="zh-CN"/>
         </w:rPr>
       </w:pPr>
@@ -7624,6 +7757,13 @@
     <w:lsdException w:name="Placeholder Text" w:semiHidden="1"/>
     <w:lsdException w:name="Light Shading"/>
     <w:lsdException w:name="Light List"/>
+    <w:lsdException w:name="Light Grid"/>
+    <w:lsdException w:name="Medium Shading 1"/>
+    <w:lsdException w:name="Medium Shading 2"/>
+    <w:lsdException w:name="Medium List 1"/>
+    <w:lsdException w:name="Medium List 2"/>
+    <w:lsdException w:name="Medium Grid 1"/>
+    <w:lsdException w:name="Medium Grid 2"/>
     <w:lsdException w:name="Medium Grid 3"/>
     <w:lsdException w:name="Dark List"/>
     <w:lsdException w:name="Colorful Shading"/>
